--- a/Report/Huy.docx
+++ b/Report/Huy.docx
@@ -1,6 +1,6 @@
 
 <file path=word/document.xml><?xml version="1.0" encoding="utf-8"?>
-<w:document xmlns:wpc="http://schemas.microsoft.com/office/word/2010/wordprocessingCanvas" xmlns:cx="http://schemas.microsoft.com/office/drawing/2014/chartex" xmlns:cx1="http://schemas.microsoft.com/office/drawing/2015/9/8/chartex" xmlns:cx2="http://schemas.microsoft.com/office/drawing/2015/10/21/chartex" xmlns:cx3="http://schemas.microsoft.com/office/drawing/2016/5/9/chartex" xmlns:cx4="http://schemas.microsoft.com/office/drawing/2016/5/10/chartex" xmlns:cx5="http://schemas.microsoft.com/office/drawing/2016/5/11/chartex" xmlns:cx6="http://schemas.microsoft.com/office/drawing/2016/5/12/chartex" xmlns:cx7="http://schemas.microsoft.com/office/drawing/2016/5/13/chartex" xmlns:cx8="http://schemas.microsoft.com/office/drawing/2016/5/14/chartex" xmlns:mc="http://schemas.openxmlformats.org/markup-compatibility/2006" xmlns:aink="http://schemas.microsoft.com/office/drawing/2016/ink" xmlns:am3d="http://schemas.microsoft.com/office/drawing/2017/model3d" xmlns:o="urn:schemas-microsoft-com:office:office" xmlns:r="http://schemas.openxmlformats.org/officeDocument/2006/relationships" xmlns:m="http://schemas.openxmlformats.org/officeDocument/2006/math" xmlns:v="urn:schemas-microsoft-com:vml" xmlns:wp14="http://schemas.microsoft.com/office/word/2010/wordprocessingDrawing" xmlns:wp="http://schemas.openxmlformats.org/drawingml/2006/wordprocessingDrawing" xmlns:w10="urn:schemas-microsoft-com:office:word" xmlns:w="http://schemas.openxmlformats.org/wordprocessingml/2006/main" xmlns:w14="http://schemas.microsoft.com/office/word/2010/wordml" xmlns:w15="http://schemas.microsoft.com/office/word/2012/wordml" xmlns:w16cid="http://schemas.microsoft.com/office/word/2016/wordml/cid" xmlns:w16se="http://schemas.microsoft.com/office/word/2015/wordml/symex" xmlns:wpg="http://schemas.microsoft.com/office/word/2010/wordprocessingGroup" xmlns:wpi="http://schemas.microsoft.com/office/word/2010/wordprocessingInk" xmlns:wne="http://schemas.microsoft.com/office/word/2006/wordml" xmlns:wps="http://schemas.microsoft.com/office/word/2010/wordprocessingShape" mc:Ignorable="w14 w15 w16se w16cid wp14">
+<w:document xmlns:wpc="http://schemas.microsoft.com/office/word/2010/wordprocessingCanvas" xmlns:cx="http://schemas.microsoft.com/office/drawing/2014/chartex" xmlns:cx1="http://schemas.microsoft.com/office/drawing/2015/9/8/chartex" xmlns:cx2="http://schemas.microsoft.com/office/drawing/2015/10/21/chartex" xmlns:cx3="http://schemas.microsoft.com/office/drawing/2016/5/9/chartex" xmlns:cx4="http://schemas.microsoft.com/office/drawing/2016/5/10/chartex" xmlns:cx5="http://schemas.microsoft.com/office/drawing/2016/5/11/chartex" xmlns:cx6="http://schemas.microsoft.com/office/drawing/2016/5/12/chartex" xmlns:cx7="http://schemas.microsoft.com/office/drawing/2016/5/13/chartex" xmlns:cx8="http://schemas.microsoft.com/office/drawing/2016/5/14/chartex" xmlns:mc="http://schemas.openxmlformats.org/markup-compatibility/2006" xmlns:aink="http://schemas.microsoft.com/office/drawing/2016/ink" xmlns:am3d="http://schemas.microsoft.com/office/drawing/2017/model3d" xmlns:o="urn:schemas-microsoft-com:office:office" xmlns:oel="http://schemas.microsoft.com/office/2019/extlst" xmlns:r="http://schemas.openxmlformats.org/officeDocument/2006/relationships" xmlns:m="http://schemas.openxmlformats.org/officeDocument/2006/math" xmlns:v="urn:schemas-microsoft-com:vml" xmlns:wp14="http://schemas.microsoft.com/office/word/2010/wordprocessingDrawing" xmlns:wp="http://schemas.openxmlformats.org/drawingml/2006/wordprocessingDrawing" xmlns:w10="urn:schemas-microsoft-com:office:word" xmlns:w="http://schemas.openxmlformats.org/wordprocessingml/2006/main" xmlns:w14="http://schemas.microsoft.com/office/word/2010/wordml" xmlns:w15="http://schemas.microsoft.com/office/word/2012/wordml" xmlns:w16cex="http://schemas.microsoft.com/office/word/2018/wordml/cex" xmlns:w16cid="http://schemas.microsoft.com/office/word/2016/wordml/cid" xmlns:w16="http://schemas.microsoft.com/office/word/2018/wordml" xmlns:w16sdtdh="http://schemas.microsoft.com/office/word/2020/wordml/sdtdatahash" xmlns:w16se="http://schemas.microsoft.com/office/word/2015/wordml/symex" xmlns:wpg="http://schemas.microsoft.com/office/word/2010/wordprocessingGroup" xmlns:wpi="http://schemas.microsoft.com/office/word/2010/wordprocessingInk" xmlns:wne="http://schemas.microsoft.com/office/word/2006/wordml" xmlns:wps="http://schemas.microsoft.com/office/word/2010/wordprocessingShape" mc:Ignorable="w14 w15 w16se w16cid w16 w16cex w16sdtdh wp14">
   <w:body>
     <w:p>
       <w:pPr>
@@ -370,18 +370,42 @@
           <w:szCs w:val="26"/>
           <w:lang w:val="en-US"/>
         </w:rPr>
-        <w:t>Step 1</w:t>
-      </w:r>
-      <w:r>
-        <w:rPr>
-          <w:rFonts w:ascii="Arial" w:eastAsia="Arial" w:hAnsi="Arial" w:cs="Arial"/>
-          <w:b/>
-          <w:bCs/>
-          <w:sz w:val="26"/>
-          <w:szCs w:val="26"/>
-          <w:lang w:val="en-US"/>
-        </w:rPr>
-        <w:t xml:space="preserve"> : </w:t>
+        <w:t xml:space="preserve">Step </w:t>
+      </w:r>
+      <w:proofErr w:type="gramStart"/>
+      <w:r>
+        <w:rPr>
+          <w:rFonts w:ascii="Arial" w:eastAsia="Arial" w:hAnsi="Arial" w:cs="Arial"/>
+          <w:b/>
+          <w:bCs/>
+          <w:sz w:val="26"/>
+          <w:szCs w:val="26"/>
+          <w:lang w:val="en-US"/>
+        </w:rPr>
+        <w:t>1</w:t>
+      </w:r>
+      <w:r>
+        <w:rPr>
+          <w:rFonts w:ascii="Arial" w:eastAsia="Arial" w:hAnsi="Arial" w:cs="Arial"/>
+          <w:b/>
+          <w:bCs/>
+          <w:sz w:val="26"/>
+          <w:szCs w:val="26"/>
+          <w:lang w:val="en-US"/>
+        </w:rPr>
+        <w:t xml:space="preserve"> :</w:t>
+      </w:r>
+      <w:proofErr w:type="gramEnd"/>
+      <w:r>
+        <w:rPr>
+          <w:rFonts w:ascii="Arial" w:eastAsia="Arial" w:hAnsi="Arial" w:cs="Arial"/>
+          <w:b/>
+          <w:bCs/>
+          <w:sz w:val="26"/>
+          <w:szCs w:val="26"/>
+          <w:lang w:val="en-US"/>
+        </w:rPr>
+        <w:t xml:space="preserve"> </w:t>
       </w:r>
       <w:r>
         <w:rPr>
@@ -405,6 +429,7 @@
         </w:rPr>
         <w:t xml:space="preserve">ialize </w:t>
       </w:r>
+      <w:proofErr w:type="spellStart"/>
       <w:r>
         <w:rPr>
           <w:rFonts w:ascii="Arial" w:eastAsia="Arial" w:hAnsi="Arial" w:cs="Arial"/>
@@ -427,6 +452,7 @@
         </w:rPr>
         <w:t>_idx</w:t>
       </w:r>
+      <w:proofErr w:type="spellEnd"/>
       <w:r>
         <w:rPr>
           <w:rFonts w:ascii="Arial" w:eastAsia="Arial" w:hAnsi="Arial" w:cs="Arial"/>
@@ -461,19 +487,34 @@
           <w:shd w:val="clear" w:color="auto" w:fill="FFFFFF"/>
           <w:lang w:val="en-US"/>
         </w:rPr>
-        <w:t xml:space="preserve">Step 2 </w:t>
-      </w:r>
-      <w:r>
-        <w:rPr>
-          <w:rFonts w:ascii="Arial" w:eastAsia="Arial" w:hAnsi="Arial" w:cs="Arial"/>
+        <w:t xml:space="preserve">Step </w:t>
+      </w:r>
+      <w:proofErr w:type="gramStart"/>
+      <w:r>
+        <w:rPr>
+          <w:rFonts w:ascii="Arial" w:eastAsia="Arial" w:hAnsi="Arial" w:cs="Arial"/>
+          <w:b/>
+          <w:bCs/>
           <w:color w:val="000000"/>
           <w:sz w:val="26"/>
           <w:szCs w:val="26"/>
           <w:shd w:val="clear" w:color="auto" w:fill="FFFFFF"/>
           <w:lang w:val="en-US"/>
         </w:rPr>
+        <w:t xml:space="preserve">2 </w:t>
+      </w:r>
+      <w:r>
+        <w:rPr>
+          <w:rFonts w:ascii="Arial" w:eastAsia="Arial" w:hAnsi="Arial" w:cs="Arial"/>
+          <w:color w:val="000000"/>
+          <w:sz w:val="26"/>
+          <w:szCs w:val="26"/>
+          <w:shd w:val="clear" w:color="auto" w:fill="FFFFFF"/>
+          <w:lang w:val="en-US"/>
+        </w:rPr>
         <w:t>:</w:t>
       </w:r>
+      <w:proofErr w:type="gramEnd"/>
       <w:r>
         <w:rPr>
           <w:rFonts w:ascii="Arial" w:eastAsia="Arial" w:hAnsi="Arial" w:cs="Arial"/>
@@ -507,6 +548,7 @@
         </w:rPr>
         <w:t xml:space="preserve">rom </w:t>
       </w:r>
+      <w:proofErr w:type="spellStart"/>
       <w:r>
         <w:rPr>
           <w:rFonts w:ascii="Arial" w:eastAsia="Arial" w:hAnsi="Arial" w:cs="Arial"/>
@@ -527,8 +569,9 @@
           <w:shd w:val="clear" w:color="auto" w:fill="FFFFFF"/>
           <w:lang w:val="en-US"/>
         </w:rPr>
-        <w:t xml:space="preserve">_idx + 1 to </w:t>
-      </w:r>
+        <w:t>_idx</w:t>
+      </w:r>
+      <w:proofErr w:type="spellEnd"/>
       <w:r>
         <w:rPr>
           <w:rFonts w:ascii="Arial" w:eastAsia="Arial" w:hAnsi="Arial" w:cs="Arial"/>
@@ -538,6 +581,17 @@
           <w:shd w:val="clear" w:color="auto" w:fill="FFFFFF"/>
           <w:lang w:val="en-US"/>
         </w:rPr>
+        <w:t xml:space="preserve"> + 1 to </w:t>
+      </w:r>
+      <w:r>
+        <w:rPr>
+          <w:rFonts w:ascii="Arial" w:eastAsia="Arial" w:hAnsi="Arial" w:cs="Arial"/>
+          <w:color w:val="000000"/>
+          <w:sz w:val="26"/>
+          <w:szCs w:val="26"/>
+          <w:shd w:val="clear" w:color="auto" w:fill="FFFFFF"/>
+          <w:lang w:val="en-US"/>
+        </w:rPr>
         <w:t xml:space="preserve">N </w:t>
       </w:r>
       <w:r>
@@ -582,11 +636,10 @@
           <w:shd w:val="clear" w:color="auto" w:fill="FFFFFF"/>
           <w:lang w:val="en-US"/>
         </w:rPr>
-        <w:t>and save its index to min_idx</w:t>
-      </w:r>
-    </w:p>
-    <w:p>
-      <w:pPr>
+        <w:t xml:space="preserve">and save its index to </w:t>
+      </w:r>
+      <w:proofErr w:type="spellStart"/>
+      <w:r>
         <w:rPr>
           <w:rFonts w:ascii="Arial" w:eastAsia="Arial" w:hAnsi="Arial" w:cs="Arial"/>
           <w:color w:val="000000"/>
@@ -595,40 +648,80 @@
           <w:shd w:val="clear" w:color="auto" w:fill="FFFFFF"/>
           <w:lang w:val="en-US"/>
         </w:rPr>
-      </w:pPr>
-      <w:r>
-        <w:rPr>
-          <w:rFonts w:ascii="Arial" w:eastAsia="Arial" w:hAnsi="Arial" w:cs="Arial"/>
-          <w:b/>
-          <w:bCs/>
+        <w:t>min_idx</w:t>
+      </w:r>
+      <w:proofErr w:type="spellEnd"/>
+    </w:p>
+    <w:p>
+      <w:pPr>
+        <w:rPr>
+          <w:rFonts w:ascii="Arial" w:eastAsia="Arial" w:hAnsi="Arial" w:cs="Arial"/>
           <w:color w:val="000000"/>
           <w:sz w:val="26"/>
           <w:szCs w:val="26"/>
           <w:shd w:val="clear" w:color="auto" w:fill="FFFFFF"/>
           <w:lang w:val="en-US"/>
         </w:rPr>
-        <w:t xml:space="preserve">Step 3 </w:t>
-      </w:r>
-      <w:r>
-        <w:rPr>
-          <w:rFonts w:ascii="Arial" w:eastAsia="Arial" w:hAnsi="Arial" w:cs="Arial"/>
+      </w:pPr>
+      <w:r>
+        <w:rPr>
+          <w:rFonts w:ascii="Arial" w:eastAsia="Arial" w:hAnsi="Arial" w:cs="Arial"/>
+          <w:b/>
+          <w:bCs/>
           <w:color w:val="000000"/>
           <w:sz w:val="26"/>
           <w:szCs w:val="26"/>
           <w:shd w:val="clear" w:color="auto" w:fill="FFFFFF"/>
           <w:lang w:val="en-US"/>
         </w:rPr>
-        <w:t xml:space="preserve">: </w:t>
-      </w:r>
-      <w:r>
-        <w:rPr>
-          <w:rFonts w:ascii="Arial" w:eastAsia="Arial" w:hAnsi="Arial" w:cs="Arial"/>
+        <w:t xml:space="preserve">Step </w:t>
+      </w:r>
+      <w:proofErr w:type="gramStart"/>
+      <w:r>
+        <w:rPr>
+          <w:rFonts w:ascii="Arial" w:eastAsia="Arial" w:hAnsi="Arial" w:cs="Arial"/>
+          <w:b/>
+          <w:bCs/>
           <w:color w:val="000000"/>
           <w:sz w:val="26"/>
           <w:szCs w:val="26"/>
           <w:shd w:val="clear" w:color="auto" w:fill="FFFFFF"/>
           <w:lang w:val="en-US"/>
         </w:rPr>
+        <w:t xml:space="preserve">3 </w:t>
+      </w:r>
+      <w:r>
+        <w:rPr>
+          <w:rFonts w:ascii="Arial" w:eastAsia="Arial" w:hAnsi="Arial" w:cs="Arial"/>
+          <w:color w:val="000000"/>
+          <w:sz w:val="26"/>
+          <w:szCs w:val="26"/>
+          <w:shd w:val="clear" w:color="auto" w:fill="FFFFFF"/>
+          <w:lang w:val="en-US"/>
+        </w:rPr>
+        <w:t>:</w:t>
+      </w:r>
+      <w:proofErr w:type="gramEnd"/>
+      <w:r>
+        <w:rPr>
+          <w:rFonts w:ascii="Arial" w:eastAsia="Arial" w:hAnsi="Arial" w:cs="Arial"/>
+          <w:color w:val="000000"/>
+          <w:sz w:val="26"/>
+          <w:szCs w:val="26"/>
+          <w:shd w:val="clear" w:color="auto" w:fill="FFFFFF"/>
+          <w:lang w:val="en-US"/>
+        </w:rPr>
+        <w:t xml:space="preserve"> </w:t>
+      </w:r>
+      <w:r>
+        <w:rPr>
+          <w:rFonts w:ascii="Arial" w:eastAsia="Arial" w:hAnsi="Arial" w:cs="Arial"/>
+          <w:color w:val="000000"/>
+          <w:sz w:val="26"/>
+          <w:szCs w:val="26"/>
+          <w:shd w:val="clear" w:color="auto" w:fill="FFFFFF"/>
+          <w:lang w:val="en-US"/>
+        </w:rPr>
         <w:t>swap value</w:t>
       </w:r>
       <w:r>
@@ -662,11 +755,10 @@
           <w:shd w:val="clear" w:color="auto" w:fill="FFFFFF"/>
           <w:lang w:val="en-US"/>
         </w:rPr>
-        <w:t xml:space="preserve"> cur_idx and min_idx</w:t>
-      </w:r>
-    </w:p>
-    <w:p>
-      <w:pPr>
+        <w:t xml:space="preserve"> </w:t>
+      </w:r>
+      <w:proofErr w:type="spellStart"/>
+      <w:r>
         <w:rPr>
           <w:rFonts w:ascii="Arial" w:eastAsia="Arial" w:hAnsi="Arial" w:cs="Arial"/>
           <w:color w:val="000000"/>
@@ -675,31 +767,83 @@
           <w:shd w:val="clear" w:color="auto" w:fill="FFFFFF"/>
           <w:lang w:val="en-US"/>
         </w:rPr>
-      </w:pPr>
-      <w:r>
-        <w:rPr>
-          <w:rFonts w:ascii="Arial" w:eastAsia="Arial" w:hAnsi="Arial" w:cs="Arial"/>
-          <w:b/>
-          <w:bCs/>
+        <w:t>cur_idx</w:t>
+      </w:r>
+      <w:proofErr w:type="spellEnd"/>
+      <w:r>
+        <w:rPr>
+          <w:rFonts w:ascii="Arial" w:eastAsia="Arial" w:hAnsi="Arial" w:cs="Arial"/>
           <w:color w:val="000000"/>
           <w:sz w:val="26"/>
           <w:szCs w:val="26"/>
           <w:shd w:val="clear" w:color="auto" w:fill="FFFFFF"/>
           <w:lang w:val="en-US"/>
         </w:rPr>
-        <w:t>Step 4</w:t>
-      </w:r>
-      <w:r>
-        <w:rPr>
-          <w:rFonts w:ascii="Arial" w:eastAsia="Arial" w:hAnsi="Arial" w:cs="Arial"/>
-          <w:b/>
-          <w:bCs/>
+        <w:t xml:space="preserve"> and </w:t>
+      </w:r>
+      <w:proofErr w:type="spellStart"/>
+      <w:r>
+        <w:rPr>
+          <w:rFonts w:ascii="Arial" w:eastAsia="Arial" w:hAnsi="Arial" w:cs="Arial"/>
           <w:color w:val="000000"/>
           <w:sz w:val="26"/>
           <w:szCs w:val="26"/>
           <w:shd w:val="clear" w:color="auto" w:fill="FFFFFF"/>
           <w:lang w:val="en-US"/>
         </w:rPr>
+        <w:t>min_idx</w:t>
+      </w:r>
+      <w:proofErr w:type="spellEnd"/>
+    </w:p>
+    <w:p>
+      <w:pPr>
+        <w:rPr>
+          <w:rFonts w:ascii="Arial" w:eastAsia="Arial" w:hAnsi="Arial" w:cs="Arial"/>
+          <w:color w:val="000000"/>
+          <w:sz w:val="26"/>
+          <w:szCs w:val="26"/>
+          <w:shd w:val="clear" w:color="auto" w:fill="FFFFFF"/>
+          <w:lang w:val="en-US"/>
+        </w:rPr>
+      </w:pPr>
+      <w:r>
+        <w:rPr>
+          <w:rFonts w:ascii="Arial" w:eastAsia="Arial" w:hAnsi="Arial" w:cs="Arial"/>
+          <w:b/>
+          <w:bCs/>
+          <w:color w:val="000000"/>
+          <w:sz w:val="26"/>
+          <w:szCs w:val="26"/>
+          <w:shd w:val="clear" w:color="auto" w:fill="FFFFFF"/>
+          <w:lang w:val="en-US"/>
+        </w:rPr>
+        <w:t xml:space="preserve">Step </w:t>
+      </w:r>
+      <w:proofErr w:type="gramStart"/>
+      <w:r>
+        <w:rPr>
+          <w:rFonts w:ascii="Arial" w:eastAsia="Arial" w:hAnsi="Arial" w:cs="Arial"/>
+          <w:b/>
+          <w:bCs/>
+          <w:color w:val="000000"/>
+          <w:sz w:val="26"/>
+          <w:szCs w:val="26"/>
+          <w:shd w:val="clear" w:color="auto" w:fill="FFFFFF"/>
+          <w:lang w:val="en-US"/>
+        </w:rPr>
+        <w:t>4</w:t>
+      </w:r>
+      <w:r>
+        <w:rPr>
+          <w:rFonts w:ascii="Arial" w:eastAsia="Arial" w:hAnsi="Arial" w:cs="Arial"/>
+          <w:b/>
+          <w:bCs/>
+          <w:color w:val="000000"/>
+          <w:sz w:val="26"/>
+          <w:szCs w:val="26"/>
+          <w:shd w:val="clear" w:color="auto" w:fill="FFFFFF"/>
+          <w:lang w:val="en-US"/>
+        </w:rPr>
         <w:t xml:space="preserve"> </w:t>
       </w:r>
       <w:r>
@@ -711,8 +855,9 @@
           <w:shd w:val="clear" w:color="auto" w:fill="FFFFFF"/>
           <w:lang w:val="en-US"/>
         </w:rPr>
-        <w:t xml:space="preserve">: </w:t>
-      </w:r>
+        <w:t>:</w:t>
+      </w:r>
+      <w:proofErr w:type="gramEnd"/>
       <w:r>
         <w:rPr>
           <w:rFonts w:ascii="Arial" w:eastAsia="Arial" w:hAnsi="Arial" w:cs="Arial"/>
@@ -722,7 +867,7 @@
           <w:shd w:val="clear" w:color="auto" w:fill="FFFFFF"/>
           <w:lang w:val="en-US"/>
         </w:rPr>
-        <w:t xml:space="preserve">If cur_idx </w:t>
+        <w:t xml:space="preserve"> </w:t>
       </w:r>
       <w:r>
         <w:rPr>
@@ -733,6 +878,41 @@
           <w:shd w:val="clear" w:color="auto" w:fill="FFFFFF"/>
           <w:lang w:val="en-US"/>
         </w:rPr>
+        <w:t xml:space="preserve">If </w:t>
+      </w:r>
+      <w:proofErr w:type="spellStart"/>
+      <w:r>
+        <w:rPr>
+          <w:rFonts w:ascii="Arial" w:eastAsia="Arial" w:hAnsi="Arial" w:cs="Arial"/>
+          <w:color w:val="000000"/>
+          <w:sz w:val="26"/>
+          <w:szCs w:val="26"/>
+          <w:shd w:val="clear" w:color="auto" w:fill="FFFFFF"/>
+          <w:lang w:val="en-US"/>
+        </w:rPr>
+        <w:t>cur_idx</w:t>
+      </w:r>
+      <w:proofErr w:type="spellEnd"/>
+      <w:r>
+        <w:rPr>
+          <w:rFonts w:ascii="Arial" w:eastAsia="Arial" w:hAnsi="Arial" w:cs="Arial"/>
+          <w:color w:val="000000"/>
+          <w:sz w:val="26"/>
+          <w:szCs w:val="26"/>
+          <w:shd w:val="clear" w:color="auto" w:fill="FFFFFF"/>
+          <w:lang w:val="en-US"/>
+        </w:rPr>
+        <w:t xml:space="preserve"> </w:t>
+      </w:r>
+      <w:r>
+        <w:rPr>
+          <w:rFonts w:ascii="Arial" w:eastAsia="Arial" w:hAnsi="Arial" w:cs="Arial"/>
+          <w:color w:val="000000"/>
+          <w:sz w:val="26"/>
+          <w:szCs w:val="26"/>
+          <w:shd w:val="clear" w:color="auto" w:fill="FFFFFF"/>
+          <w:lang w:val="en-US"/>
+        </w:rPr>
         <w:t>&lt; N</w:t>
       </w:r>
       <w:r>
@@ -744,8 +924,9 @@
           <w:shd w:val="clear" w:color="auto" w:fill="FFFFFF"/>
           <w:lang w:val="en-US"/>
         </w:rPr>
-        <w:t>, increase cur_idx by 1 and back to step 2</w:t>
-      </w:r>
+        <w:t xml:space="preserve">, increase </w:t>
+      </w:r>
+      <w:proofErr w:type="spellStart"/>
       <w:r>
         <w:rPr>
           <w:rFonts w:ascii="Arial" w:eastAsia="Arial" w:hAnsi="Arial" w:cs="Arial"/>
@@ -755,11 +936,10 @@
           <w:shd w:val="clear" w:color="auto" w:fill="FFFFFF"/>
           <w:lang w:val="en-US"/>
         </w:rPr>
-        <w:t xml:space="preserve">. If not the whole list was sorted </w:t>
-      </w:r>
-    </w:p>
-    <w:p>
-      <w:pPr>
+        <w:t>cur_idx</w:t>
+      </w:r>
+      <w:proofErr w:type="spellEnd"/>
+      <w:r>
         <w:rPr>
           <w:rFonts w:ascii="Arial" w:eastAsia="Arial" w:hAnsi="Arial" w:cs="Arial"/>
           <w:color w:val="000000"/>
@@ -768,6 +948,54 @@
           <w:shd w:val="clear" w:color="auto" w:fill="FFFFFF"/>
           <w:lang w:val="en-US"/>
         </w:rPr>
+        <w:t xml:space="preserve"> by 1 and back to step 2</w:t>
+      </w:r>
+      <w:r>
+        <w:rPr>
+          <w:rFonts w:ascii="Arial" w:eastAsia="Arial" w:hAnsi="Arial" w:cs="Arial"/>
+          <w:color w:val="000000"/>
+          <w:sz w:val="26"/>
+          <w:szCs w:val="26"/>
+          <w:shd w:val="clear" w:color="auto" w:fill="FFFFFF"/>
+          <w:lang w:val="en-US"/>
+        </w:rPr>
+        <w:t xml:space="preserve">. If </w:t>
+      </w:r>
+      <w:proofErr w:type="gramStart"/>
+      <w:r>
+        <w:rPr>
+          <w:rFonts w:ascii="Arial" w:eastAsia="Arial" w:hAnsi="Arial" w:cs="Arial"/>
+          <w:color w:val="000000"/>
+          <w:sz w:val="26"/>
+          <w:szCs w:val="26"/>
+          <w:shd w:val="clear" w:color="auto" w:fill="FFFFFF"/>
+          <w:lang w:val="en-US"/>
+        </w:rPr>
+        <w:t>not</w:t>
+      </w:r>
+      <w:proofErr w:type="gramEnd"/>
+      <w:r>
+        <w:rPr>
+          <w:rFonts w:ascii="Arial" w:eastAsia="Arial" w:hAnsi="Arial" w:cs="Arial"/>
+          <w:color w:val="000000"/>
+          <w:sz w:val="26"/>
+          <w:szCs w:val="26"/>
+          <w:shd w:val="clear" w:color="auto" w:fill="FFFFFF"/>
+          <w:lang w:val="en-US"/>
+        </w:rPr>
+        <w:t xml:space="preserve"> the whole list was sorted </w:t>
+      </w:r>
+    </w:p>
+    <w:p>
+      <w:pPr>
+        <w:rPr>
+          <w:rFonts w:ascii="Arial" w:eastAsia="Arial" w:hAnsi="Arial" w:cs="Arial"/>
+          <w:color w:val="000000"/>
+          <w:sz w:val="26"/>
+          <w:szCs w:val="26"/>
+          <w:shd w:val="clear" w:color="auto" w:fill="FFFFFF"/>
+          <w:lang w:val="en-US"/>
+        </w:rPr>
       </w:pPr>
     </w:p>
     <w:p>
@@ -818,17 +1046,27 @@
           <w:szCs w:val="26"/>
           <w:lang w:val="en-US"/>
         </w:rPr>
-        <w:t xml:space="preserve"> complexity</w:t>
-      </w:r>
-      <w:r>
-        <w:rPr>
-          <w:rFonts w:ascii="Arial" w:eastAsia="Arial" w:hAnsi="Arial" w:cs="Arial"/>
-          <w:sz w:val="26"/>
-          <w:szCs w:val="26"/>
-          <w:lang w:val="en-US"/>
-        </w:rPr>
         <w:t xml:space="preserve"> </w:t>
       </w:r>
+      <w:proofErr w:type="gramStart"/>
+      <w:r>
+        <w:rPr>
+          <w:rFonts w:ascii="Arial" w:eastAsia="Arial" w:hAnsi="Arial" w:cs="Arial"/>
+          <w:sz w:val="26"/>
+          <w:szCs w:val="26"/>
+          <w:lang w:val="en-US"/>
+        </w:rPr>
+        <w:t>complexity</w:t>
+      </w:r>
+      <w:r>
+        <w:rPr>
+          <w:rFonts w:ascii="Arial" w:eastAsia="Arial" w:hAnsi="Arial" w:cs="Arial"/>
+          <w:sz w:val="26"/>
+          <w:szCs w:val="26"/>
+          <w:lang w:val="en-US"/>
+        </w:rPr>
+        <w:t xml:space="preserve"> </w:t>
+      </w:r>
       <w:r>
         <w:rPr>
           <w:rFonts w:ascii="Arial" w:eastAsia="Arial" w:hAnsi="Arial" w:cs="Arial"/>
@@ -838,6 +1076,7 @@
         </w:rPr>
         <w:t>:</w:t>
       </w:r>
+      <w:proofErr w:type="gramEnd"/>
       <w:r>
         <w:rPr>
           <w:rFonts w:ascii="Arial" w:eastAsia="Arial" w:hAnsi="Arial" w:cs="Arial"/>
@@ -947,7 +1186,17 @@
           <w:szCs w:val="26"/>
           <w:lang w:val="en-US"/>
         </w:rPr>
-        <w:t>Auxiliary s</w:t>
+        <w:t xml:space="preserve">Auxiliary </w:t>
+      </w:r>
+      <w:proofErr w:type="gramStart"/>
+      <w:r>
+        <w:rPr>
+          <w:rFonts w:ascii="Arial" w:eastAsia="Arial" w:hAnsi="Arial" w:cs="Arial"/>
+          <w:sz w:val="26"/>
+          <w:szCs w:val="26"/>
+          <w:lang w:val="en-US"/>
+        </w:rPr>
+        <w:t>s</w:t>
       </w:r>
       <w:r>
         <w:rPr>
@@ -974,7 +1223,17 @@
           <w:szCs w:val="26"/>
           <w:lang w:val="en-US"/>
         </w:rPr>
-        <w:t xml:space="preserve">: O(1) </w:t>
+        <w:t>:</w:t>
+      </w:r>
+      <w:proofErr w:type="gramEnd"/>
+      <w:r>
+        <w:rPr>
+          <w:rFonts w:ascii="Arial" w:eastAsia="Arial" w:hAnsi="Arial" w:cs="Arial"/>
+          <w:sz w:val="26"/>
+          <w:szCs w:val="26"/>
+          <w:lang w:val="en-US"/>
+        </w:rPr>
+        <w:t xml:space="preserve"> O(1) </w:t>
       </w:r>
     </w:p>
     <w:p>
@@ -1010,6 +1269,7 @@
         </w:rPr>
         <w:t>Improve/</w:t>
       </w:r>
+      <w:proofErr w:type="gramStart"/>
       <w:r>
         <w:rPr>
           <w:rFonts w:ascii="Arial" w:eastAsia="Arial" w:hAnsi="Arial" w:cs="Arial"/>
@@ -1021,6 +1281,7 @@
         </w:rPr>
         <w:t>variant</w:t>
       </w:r>
+      <w:proofErr w:type="gramEnd"/>
     </w:p>
     <w:p>
       <w:pPr>
@@ -1052,7 +1313,47 @@
           <w:szCs w:val="26"/>
           <w:lang w:val="en-US"/>
         </w:rPr>
-        <w:t xml:space="preserve"> is similar to selection sort, but with a better way to get the maximum element. It takes advantage of the heap data structure to get the maximum element in constant time </w:t>
+        <w:t xml:space="preserve"> is </w:t>
+      </w:r>
+      <w:proofErr w:type="gramStart"/>
+      <w:r>
+        <w:rPr>
+          <w:rFonts w:ascii="Arial" w:eastAsia="Arial" w:hAnsi="Arial" w:cs="Arial"/>
+          <w:sz w:val="26"/>
+          <w:szCs w:val="26"/>
+          <w:lang w:val="en-US"/>
+        </w:rPr>
+        <w:t>similar to</w:t>
+      </w:r>
+      <w:proofErr w:type="gramEnd"/>
+      <w:r>
+        <w:rPr>
+          <w:rFonts w:ascii="Arial" w:eastAsia="Arial" w:hAnsi="Arial" w:cs="Arial"/>
+          <w:sz w:val="26"/>
+          <w:szCs w:val="26"/>
+          <w:lang w:val="en-US"/>
+        </w:rPr>
+        <w:t xml:space="preserve"> selection sort, but with a better way to get the maximum element. It takes advantage of the heap data structure to get the maximum element in constant </w:t>
+      </w:r>
+      <w:proofErr w:type="gramStart"/>
+      <w:r>
+        <w:rPr>
+          <w:rFonts w:ascii="Arial" w:eastAsia="Arial" w:hAnsi="Arial" w:cs="Arial"/>
+          <w:sz w:val="26"/>
+          <w:szCs w:val="26"/>
+          <w:lang w:val="en-US"/>
+        </w:rPr>
+        <w:t>time</w:t>
+      </w:r>
+      <w:proofErr w:type="gramEnd"/>
+      <w:r>
+        <w:rPr>
+          <w:rFonts w:ascii="Arial" w:eastAsia="Arial" w:hAnsi="Arial" w:cs="Arial"/>
+          <w:sz w:val="26"/>
+          <w:szCs w:val="26"/>
+          <w:lang w:val="en-US"/>
+        </w:rPr>
+        <w:t xml:space="preserve"> </w:t>
       </w:r>
     </w:p>
     <w:p>
@@ -1126,25 +1427,65 @@
           <w:szCs w:val="26"/>
           <w:lang w:val="en-US"/>
         </w:rPr>
-        <w:t>Main Idea</w:t>
-      </w:r>
-      <w:r>
-        <w:rPr>
-          <w:rFonts w:ascii="Arial" w:eastAsia="Arial" w:hAnsi="Arial" w:cs="Arial"/>
-          <w:sz w:val="26"/>
-          <w:szCs w:val="26"/>
-          <w:lang w:val="en-US"/>
-        </w:rPr>
-        <w:t xml:space="preserve"> : Heap sort</w:t>
-      </w:r>
-      <w:r>
-        <w:rPr>
-          <w:rFonts w:ascii="Arial" w:eastAsia="Arial" w:hAnsi="Arial" w:cs="Arial"/>
-          <w:sz w:val="26"/>
-          <w:szCs w:val="26"/>
-          <w:lang w:val="en-US"/>
-        </w:rPr>
-        <w:t xml:space="preserve"> is comparision-based </w:t>
+        <w:t xml:space="preserve">Main </w:t>
+      </w:r>
+      <w:proofErr w:type="gramStart"/>
+      <w:r>
+        <w:rPr>
+          <w:rFonts w:ascii="Arial" w:eastAsia="Arial" w:hAnsi="Arial" w:cs="Arial"/>
+          <w:sz w:val="26"/>
+          <w:szCs w:val="26"/>
+          <w:lang w:val="en-US"/>
+        </w:rPr>
+        <w:t>Idea</w:t>
+      </w:r>
+      <w:r>
+        <w:rPr>
+          <w:rFonts w:ascii="Arial" w:eastAsia="Arial" w:hAnsi="Arial" w:cs="Arial"/>
+          <w:sz w:val="26"/>
+          <w:szCs w:val="26"/>
+          <w:lang w:val="en-US"/>
+        </w:rPr>
+        <w:t xml:space="preserve"> :</w:t>
+      </w:r>
+      <w:proofErr w:type="gramEnd"/>
+      <w:r>
+        <w:rPr>
+          <w:rFonts w:ascii="Arial" w:eastAsia="Arial" w:hAnsi="Arial" w:cs="Arial"/>
+          <w:sz w:val="26"/>
+          <w:szCs w:val="26"/>
+          <w:lang w:val="en-US"/>
+        </w:rPr>
+        <w:t xml:space="preserve"> Heap sort</w:t>
+      </w:r>
+      <w:r>
+        <w:rPr>
+          <w:rFonts w:ascii="Arial" w:eastAsia="Arial" w:hAnsi="Arial" w:cs="Arial"/>
+          <w:sz w:val="26"/>
+          <w:szCs w:val="26"/>
+          <w:lang w:val="en-US"/>
+        </w:rPr>
+        <w:t xml:space="preserve"> is </w:t>
+      </w:r>
+      <w:proofErr w:type="spellStart"/>
+      <w:r>
+        <w:rPr>
+          <w:rFonts w:ascii="Arial" w:eastAsia="Arial" w:hAnsi="Arial" w:cs="Arial"/>
+          <w:sz w:val="26"/>
+          <w:szCs w:val="26"/>
+          <w:lang w:val="en-US"/>
+        </w:rPr>
+        <w:t>comparision</w:t>
+      </w:r>
+      <w:proofErr w:type="spellEnd"/>
+      <w:r>
+        <w:rPr>
+          <w:rFonts w:ascii="Arial" w:eastAsia="Arial" w:hAnsi="Arial" w:cs="Arial"/>
+          <w:sz w:val="26"/>
+          <w:szCs w:val="26"/>
+          <w:lang w:val="en-US"/>
+        </w:rPr>
+        <w:t xml:space="preserve">-based </w:t>
       </w:r>
       <w:r>
         <w:rPr>
@@ -1351,20 +1692,19 @@
           <w:szCs w:val="26"/>
           <w:lang w:val="en-US"/>
         </w:rPr>
-        <w:t xml:space="preserve">the remain elements until the list was sorted </w:t>
-      </w:r>
-    </w:p>
-    <w:p>
-      <w:pPr>
-        <w:rPr>
-          <w:rFonts w:ascii="Arial" w:eastAsia="Arial" w:hAnsi="Arial" w:cs="Arial"/>
-          <w:b/>
-          <w:bCs/>
-          <w:sz w:val="26"/>
-          <w:szCs w:val="26"/>
-          <w:lang w:val="en-US"/>
-        </w:rPr>
-      </w:pPr>
+        <w:t xml:space="preserve">the remain elements until the list was </w:t>
+      </w:r>
+      <w:proofErr w:type="gramStart"/>
+      <w:r>
+        <w:rPr>
+          <w:rFonts w:ascii="Arial" w:eastAsia="Arial" w:hAnsi="Arial" w:cs="Arial"/>
+          <w:sz w:val="26"/>
+          <w:szCs w:val="26"/>
+          <w:lang w:val="en-US"/>
+        </w:rPr>
+        <w:t>sorted</w:t>
+      </w:r>
+      <w:proofErr w:type="gramEnd"/>
       <w:r>
         <w:rPr>
           <w:rFonts w:ascii="Arial" w:eastAsia="Arial" w:hAnsi="Arial" w:cs="Arial"/>
@@ -1374,6 +1714,27 @@
         </w:rPr>
         <w:t xml:space="preserve"> </w:t>
       </w:r>
+    </w:p>
+    <w:p>
+      <w:pPr>
+        <w:rPr>
+          <w:rFonts w:ascii="Arial" w:eastAsia="Arial" w:hAnsi="Arial" w:cs="Arial"/>
+          <w:b/>
+          <w:bCs/>
+          <w:sz w:val="26"/>
+          <w:szCs w:val="26"/>
+          <w:lang w:val="en-US"/>
+        </w:rPr>
+      </w:pPr>
+      <w:r>
+        <w:rPr>
+          <w:rFonts w:ascii="Arial" w:eastAsia="Arial" w:hAnsi="Arial" w:cs="Arial"/>
+          <w:sz w:val="26"/>
+          <w:szCs w:val="26"/>
+          <w:lang w:val="en-US"/>
+        </w:rPr>
+        <w:t xml:space="preserve"> </w:t>
+      </w:r>
       <w:r>
         <w:rPr>
           <w:rFonts w:ascii="Arial" w:eastAsia="Arial" w:hAnsi="Arial" w:cs="Arial"/>
@@ -1404,16 +1765,38 @@
           <w:szCs w:val="26"/>
           <w:lang w:val="en-US"/>
         </w:rPr>
-        <w:t xml:space="preserve">Step 1 </w:t>
-      </w:r>
-      <w:r>
-        <w:rPr>
-          <w:rFonts w:ascii="Arial" w:eastAsia="Arial" w:hAnsi="Arial" w:cs="Arial"/>
-          <w:sz w:val="26"/>
-          <w:szCs w:val="26"/>
-          <w:lang w:val="en-US"/>
-        </w:rPr>
-        <w:t xml:space="preserve">: </w:t>
+        <w:t xml:space="preserve">Step </w:t>
+      </w:r>
+      <w:proofErr w:type="gramStart"/>
+      <w:r>
+        <w:rPr>
+          <w:rFonts w:ascii="Arial" w:eastAsia="Arial" w:hAnsi="Arial" w:cs="Arial"/>
+          <w:b/>
+          <w:bCs/>
+          <w:sz w:val="26"/>
+          <w:szCs w:val="26"/>
+          <w:lang w:val="en-US"/>
+        </w:rPr>
+        <w:t xml:space="preserve">1 </w:t>
+      </w:r>
+      <w:r>
+        <w:rPr>
+          <w:rFonts w:ascii="Arial" w:eastAsia="Arial" w:hAnsi="Arial" w:cs="Arial"/>
+          <w:sz w:val="26"/>
+          <w:szCs w:val="26"/>
+          <w:lang w:val="en-US"/>
+        </w:rPr>
+        <w:t>:</w:t>
+      </w:r>
+      <w:proofErr w:type="gramEnd"/>
+      <w:r>
+        <w:rPr>
+          <w:rFonts w:ascii="Arial" w:eastAsia="Arial" w:hAnsi="Arial" w:cs="Arial"/>
+          <w:sz w:val="26"/>
+          <w:szCs w:val="26"/>
+          <w:lang w:val="en-US"/>
+        </w:rPr>
+        <w:t xml:space="preserve"> </w:t>
       </w:r>
       <w:r>
         <w:rPr>
@@ -1449,18 +1832,39 @@
           <w:szCs w:val="26"/>
           <w:lang w:val="en-US"/>
         </w:rPr>
-        <w:t xml:space="preserve"> (heapify)</w:t>
-      </w:r>
-    </w:p>
-    <w:p>
-      <w:pPr>
-        <w:rPr>
-          <w:rFonts w:ascii="Arial" w:eastAsia="Arial" w:hAnsi="Arial" w:cs="Arial"/>
-          <w:sz w:val="26"/>
-          <w:szCs w:val="26"/>
-          <w:lang w:val="en-US"/>
-        </w:rPr>
-      </w:pPr>
+        <w:t xml:space="preserve"> (</w:t>
+      </w:r>
+      <w:proofErr w:type="spellStart"/>
+      <w:r>
+        <w:rPr>
+          <w:rFonts w:ascii="Arial" w:eastAsia="Arial" w:hAnsi="Arial" w:cs="Arial"/>
+          <w:sz w:val="26"/>
+          <w:szCs w:val="26"/>
+          <w:lang w:val="en-US"/>
+        </w:rPr>
+        <w:t>heapify</w:t>
+      </w:r>
+      <w:proofErr w:type="spellEnd"/>
+      <w:r>
+        <w:rPr>
+          <w:rFonts w:ascii="Arial" w:eastAsia="Arial" w:hAnsi="Arial" w:cs="Arial"/>
+          <w:sz w:val="26"/>
+          <w:szCs w:val="26"/>
+          <w:lang w:val="en-US"/>
+        </w:rPr>
+        <w:t>)</w:t>
+      </w:r>
+    </w:p>
+    <w:p>
+      <w:pPr>
+        <w:rPr>
+          <w:rFonts w:ascii="Arial" w:eastAsia="Arial" w:hAnsi="Arial" w:cs="Arial"/>
+          <w:sz w:val="26"/>
+          <w:szCs w:val="26"/>
+          <w:lang w:val="en-US"/>
+        </w:rPr>
+      </w:pPr>
+      <w:proofErr w:type="gramStart"/>
       <w:r>
         <w:rPr>
           <w:rFonts w:ascii="Arial" w:eastAsia="Arial" w:hAnsi="Arial" w:cs="Arial"/>
@@ -1477,7 +1881,17 @@
           <w:szCs w:val="26"/>
           <w:lang w:val="en-US"/>
         </w:rPr>
-        <w:t xml:space="preserve"> A Binary Heap is a Complete Binary Tree. </w:t>
+        <w:t xml:space="preserve"> A</w:t>
+      </w:r>
+      <w:proofErr w:type="gramEnd"/>
+      <w:r>
+        <w:rPr>
+          <w:rFonts w:ascii="Arial" w:eastAsia="Arial" w:hAnsi="Arial" w:cs="Arial"/>
+          <w:sz w:val="26"/>
+          <w:szCs w:val="26"/>
+          <w:lang w:val="en-US"/>
+        </w:rPr>
+        <w:t xml:space="preserve"> Binary Heap is a Complete Binary Tree. </w:t>
       </w:r>
       <w:r>
         <w:rPr>
@@ -1540,8 +1954,19 @@
           <w:szCs w:val="26"/>
           <w:lang w:val="en-US"/>
         </w:rPr>
-        <w:t xml:space="preserve"> value at index  2</w:t>
-      </w:r>
+        <w:t xml:space="preserve"> value at </w:t>
+      </w:r>
+      <w:proofErr w:type="gramStart"/>
+      <w:r>
+        <w:rPr>
+          <w:rFonts w:ascii="Arial" w:eastAsia="Arial" w:hAnsi="Arial" w:cs="Arial"/>
+          <w:sz w:val="26"/>
+          <w:szCs w:val="26"/>
+          <w:lang w:val="en-US"/>
+        </w:rPr>
+        <w:t>index  2</w:t>
+      </w:r>
+      <w:proofErr w:type="gramEnd"/>
       <w:r>
         <w:rPr>
           <w:rFonts w:ascii="Arial" w:eastAsia="Arial" w:hAnsi="Arial" w:cs="Arial"/>
@@ -1624,16 +2049,38 @@
           <w:szCs w:val="26"/>
           <w:lang w:val="en-US"/>
         </w:rPr>
-        <w:t xml:space="preserve">Step 2 </w:t>
-      </w:r>
-      <w:r>
-        <w:rPr>
-          <w:rFonts w:ascii="Arial" w:eastAsia="Arial" w:hAnsi="Arial" w:cs="Arial"/>
-          <w:sz w:val="26"/>
-          <w:szCs w:val="26"/>
-          <w:lang w:val="en-US"/>
-        </w:rPr>
-        <w:t xml:space="preserve">: </w:t>
+        <w:t xml:space="preserve">Step </w:t>
+      </w:r>
+      <w:proofErr w:type="gramStart"/>
+      <w:r>
+        <w:rPr>
+          <w:rFonts w:ascii="Arial" w:eastAsia="Arial" w:hAnsi="Arial" w:cs="Arial"/>
+          <w:b/>
+          <w:bCs/>
+          <w:sz w:val="26"/>
+          <w:szCs w:val="26"/>
+          <w:lang w:val="en-US"/>
+        </w:rPr>
+        <w:t xml:space="preserve">2 </w:t>
+      </w:r>
+      <w:r>
+        <w:rPr>
+          <w:rFonts w:ascii="Arial" w:eastAsia="Arial" w:hAnsi="Arial" w:cs="Arial"/>
+          <w:sz w:val="26"/>
+          <w:szCs w:val="26"/>
+          <w:lang w:val="en-US"/>
+        </w:rPr>
+        <w:t>:</w:t>
+      </w:r>
+      <w:proofErr w:type="gramEnd"/>
+      <w:r>
+        <w:rPr>
+          <w:rFonts w:ascii="Arial" w:eastAsia="Arial" w:hAnsi="Arial" w:cs="Arial"/>
+          <w:sz w:val="26"/>
+          <w:szCs w:val="26"/>
+          <w:lang w:val="en-US"/>
+        </w:rPr>
+        <w:t xml:space="preserve"> </w:t>
       </w:r>
       <w:r>
         <w:rPr>
@@ -1723,7 +2170,27 @@
           <w:szCs w:val="26"/>
           <w:lang w:val="en-US"/>
         </w:rPr>
-        <w:t xml:space="preserve"> last element of the</w:t>
+        <w:t xml:space="preserve"> </w:t>
+      </w:r>
+      <w:proofErr w:type="gramStart"/>
+      <w:r>
+        <w:rPr>
+          <w:rFonts w:ascii="Arial" w:eastAsia="Arial" w:hAnsi="Arial" w:cs="Arial"/>
+          <w:sz w:val="26"/>
+          <w:szCs w:val="26"/>
+          <w:lang w:val="en-US"/>
+        </w:rPr>
+        <w:t>last</w:t>
+      </w:r>
+      <w:proofErr w:type="gramEnd"/>
+      <w:r>
+        <w:rPr>
+          <w:rFonts w:ascii="Arial" w:eastAsia="Arial" w:hAnsi="Arial" w:cs="Arial"/>
+          <w:sz w:val="26"/>
+          <w:szCs w:val="26"/>
+          <w:lang w:val="en-US"/>
+        </w:rPr>
+        <w:t xml:space="preserve"> element of the</w:t>
       </w:r>
       <w:r>
         <w:rPr>
@@ -1770,6 +2237,7 @@
         </w:rPr>
         <w:t xml:space="preserve">is in correct </w:t>
       </w:r>
+      <w:proofErr w:type="gramStart"/>
       <w:r>
         <w:rPr>
           <w:rFonts w:ascii="Arial" w:eastAsia="Arial" w:hAnsi="Arial" w:cs="Arial"/>
@@ -1779,44 +2247,78 @@
         </w:rPr>
         <w:t>position</w:t>
       </w:r>
-    </w:p>
-    <w:p>
-      <w:pPr>
-        <w:rPr>
-          <w:rFonts w:ascii="Arial" w:eastAsia="Arial" w:hAnsi="Arial" w:cs="Arial"/>
-          <w:sz w:val="26"/>
-          <w:szCs w:val="26"/>
-          <w:lang w:val="en-US"/>
-        </w:rPr>
-      </w:pPr>
-      <w:r>
-        <w:rPr>
-          <w:rFonts w:ascii="Arial" w:eastAsia="Arial" w:hAnsi="Arial" w:cs="Arial"/>
-          <w:b/>
-          <w:bCs/>
-          <w:sz w:val="26"/>
-          <w:szCs w:val="26"/>
-          <w:lang w:val="en-US"/>
-        </w:rPr>
-        <w:t xml:space="preserve">Step 3 </w:t>
-      </w:r>
-      <w:r>
-        <w:rPr>
-          <w:rFonts w:ascii="Arial" w:eastAsia="Arial" w:hAnsi="Arial" w:cs="Arial"/>
-          <w:sz w:val="26"/>
-          <w:szCs w:val="26"/>
-          <w:lang w:val="en-US"/>
-        </w:rPr>
-        <w:t xml:space="preserve">: </w:t>
-      </w:r>
-      <w:r>
-        <w:rPr>
-          <w:rFonts w:ascii="Arial" w:eastAsia="Arial" w:hAnsi="Arial" w:cs="Arial"/>
-          <w:sz w:val="26"/>
-          <w:szCs w:val="26"/>
-          <w:lang w:val="en-US"/>
-        </w:rPr>
-        <w:t xml:space="preserve">Heapify </w:t>
+      <w:proofErr w:type="gramEnd"/>
+    </w:p>
+    <w:p>
+      <w:pPr>
+        <w:rPr>
+          <w:rFonts w:ascii="Arial" w:eastAsia="Arial" w:hAnsi="Arial" w:cs="Arial"/>
+          <w:sz w:val="26"/>
+          <w:szCs w:val="26"/>
+          <w:lang w:val="en-US"/>
+        </w:rPr>
+      </w:pPr>
+      <w:r>
+        <w:rPr>
+          <w:rFonts w:ascii="Arial" w:eastAsia="Arial" w:hAnsi="Arial" w:cs="Arial"/>
+          <w:b/>
+          <w:bCs/>
+          <w:sz w:val="26"/>
+          <w:szCs w:val="26"/>
+          <w:lang w:val="en-US"/>
+        </w:rPr>
+        <w:t xml:space="preserve">Step </w:t>
+      </w:r>
+      <w:proofErr w:type="gramStart"/>
+      <w:r>
+        <w:rPr>
+          <w:rFonts w:ascii="Arial" w:eastAsia="Arial" w:hAnsi="Arial" w:cs="Arial"/>
+          <w:b/>
+          <w:bCs/>
+          <w:sz w:val="26"/>
+          <w:szCs w:val="26"/>
+          <w:lang w:val="en-US"/>
+        </w:rPr>
+        <w:t xml:space="preserve">3 </w:t>
+      </w:r>
+      <w:r>
+        <w:rPr>
+          <w:rFonts w:ascii="Arial" w:eastAsia="Arial" w:hAnsi="Arial" w:cs="Arial"/>
+          <w:sz w:val="26"/>
+          <w:szCs w:val="26"/>
+          <w:lang w:val="en-US"/>
+        </w:rPr>
+        <w:t>:</w:t>
+      </w:r>
+      <w:proofErr w:type="gramEnd"/>
+      <w:r>
+        <w:rPr>
+          <w:rFonts w:ascii="Arial" w:eastAsia="Arial" w:hAnsi="Arial" w:cs="Arial"/>
+          <w:sz w:val="26"/>
+          <w:szCs w:val="26"/>
+          <w:lang w:val="en-US"/>
+        </w:rPr>
+        <w:t xml:space="preserve"> </w:t>
+      </w:r>
+      <w:proofErr w:type="spellStart"/>
+      <w:r>
+        <w:rPr>
+          <w:rFonts w:ascii="Arial" w:eastAsia="Arial" w:hAnsi="Arial" w:cs="Arial"/>
+          <w:sz w:val="26"/>
+          <w:szCs w:val="26"/>
+          <w:lang w:val="en-US"/>
+        </w:rPr>
+        <w:t>Heapify</w:t>
+      </w:r>
+      <w:proofErr w:type="spellEnd"/>
+      <w:r>
+        <w:rPr>
+          <w:rFonts w:ascii="Arial" w:eastAsia="Arial" w:hAnsi="Arial" w:cs="Arial"/>
+          <w:sz w:val="26"/>
+          <w:szCs w:val="26"/>
+          <w:lang w:val="en-US"/>
+        </w:rPr>
+        <w:t xml:space="preserve"> </w:t>
       </w:r>
       <w:r>
         <w:rPr>
@@ -1897,7 +2399,19 @@
           <w:szCs w:val="26"/>
           <w:lang w:val="en-US"/>
         </w:rPr>
-        <w:t>Time Complexity</w:t>
+        <w:t xml:space="preserve">Time </w:t>
+      </w:r>
+      <w:proofErr w:type="gramStart"/>
+      <w:r>
+        <w:rPr>
+          <w:rFonts w:ascii="Arial" w:eastAsia="Arial" w:hAnsi="Arial" w:cs="Arial"/>
+          <w:b/>
+          <w:bCs/>
+          <w:sz w:val="26"/>
+          <w:szCs w:val="26"/>
+          <w:lang w:val="en-US"/>
+        </w:rPr>
+        <w:t>Complexity</w:t>
       </w:r>
       <w:r>
         <w:rPr>
@@ -1908,6 +2422,7 @@
         </w:rPr>
         <w:t xml:space="preserve"> :</w:t>
       </w:r>
+      <w:proofErr w:type="gramEnd"/>
       <w:r>
         <w:rPr>
           <w:rFonts w:ascii="Arial" w:eastAsia="Arial" w:hAnsi="Arial" w:cs="Arial"/>
@@ -1972,7 +2487,19 @@
           <w:szCs w:val="26"/>
           <w:lang w:val="en-US"/>
         </w:rPr>
-        <w:t>Auxiliary Space</w:t>
+        <w:t xml:space="preserve">Auxiliary </w:t>
+      </w:r>
+      <w:proofErr w:type="gramStart"/>
+      <w:r>
+        <w:rPr>
+          <w:rFonts w:ascii="Arial" w:eastAsia="Arial" w:hAnsi="Arial" w:cs="Arial"/>
+          <w:b/>
+          <w:bCs/>
+          <w:sz w:val="26"/>
+          <w:szCs w:val="26"/>
+          <w:lang w:val="en-US"/>
+        </w:rPr>
+        <w:t>Space</w:t>
       </w:r>
       <w:r>
         <w:rPr>
@@ -1992,7 +2519,17 @@
           <w:szCs w:val="26"/>
           <w:lang w:val="en-US"/>
         </w:rPr>
-        <w:t>: O(1)</w:t>
+        <w:t>:</w:t>
+      </w:r>
+      <w:proofErr w:type="gramEnd"/>
+      <w:r>
+        <w:rPr>
+          <w:rFonts w:ascii="Arial" w:eastAsia="Arial" w:hAnsi="Arial" w:cs="Arial"/>
+          <w:sz w:val="26"/>
+          <w:szCs w:val="26"/>
+          <w:lang w:val="en-US"/>
+        </w:rPr>
+        <w:t xml:space="preserve"> O(1)</w:t>
       </w:r>
     </w:p>
     <w:p>
@@ -2057,7 +2594,19 @@
           <w:szCs w:val="26"/>
           <w:lang w:val="en-US"/>
         </w:rPr>
-        <w:t>Main Idea</w:t>
+        <w:t xml:space="preserve">Main </w:t>
+      </w:r>
+      <w:proofErr w:type="gramStart"/>
+      <w:r>
+        <w:rPr>
+          <w:rFonts w:ascii="Arial" w:eastAsia="Arial" w:hAnsi="Arial" w:cs="Arial"/>
+          <w:b/>
+          <w:bCs/>
+          <w:sz w:val="26"/>
+          <w:szCs w:val="26"/>
+          <w:lang w:val="en-US"/>
+        </w:rPr>
+        <w:t>Idea</w:t>
       </w:r>
       <w:r>
         <w:rPr>
@@ -2077,8 +2626,9 @@
           <w:szCs w:val="26"/>
           <w:lang w:val="en-US"/>
         </w:rPr>
-        <w:t xml:space="preserve">: </w:t>
-      </w:r>
+        <w:t>:</w:t>
+      </w:r>
+      <w:proofErr w:type="gramEnd"/>
       <w:r>
         <w:rPr>
           <w:rFonts w:ascii="Arial" w:eastAsia="Arial" w:hAnsi="Arial" w:cs="Arial"/>
@@ -2095,6 +2645,15 @@
           <w:szCs w:val="26"/>
           <w:lang w:val="en-US"/>
         </w:rPr>
+        <w:t xml:space="preserve"> </w:t>
+      </w:r>
+      <w:r>
+        <w:rPr>
+          <w:rFonts w:ascii="Arial" w:eastAsia="Arial" w:hAnsi="Arial" w:cs="Arial"/>
+          <w:sz w:val="26"/>
+          <w:szCs w:val="26"/>
+          <w:lang w:val="en-US"/>
+        </w:rPr>
         <w:t>Insertion sort works similarly as we sort cards in our hand in a card game.</w:t>
       </w:r>
       <w:r>
@@ -2167,16 +2726,38 @@
           <w:szCs w:val="26"/>
           <w:lang w:val="en-US"/>
         </w:rPr>
-        <w:t xml:space="preserve">Step 1 </w:t>
-      </w:r>
-      <w:r>
-        <w:rPr>
-          <w:rFonts w:ascii="Arial" w:eastAsia="Arial" w:hAnsi="Arial" w:cs="Arial"/>
-          <w:sz w:val="26"/>
-          <w:szCs w:val="26"/>
-          <w:lang w:val="en-US"/>
-        </w:rPr>
-        <w:t xml:space="preserve">: </w:t>
+        <w:t xml:space="preserve">Step </w:t>
+      </w:r>
+      <w:proofErr w:type="gramStart"/>
+      <w:r>
+        <w:rPr>
+          <w:rFonts w:ascii="Arial" w:eastAsia="Arial" w:hAnsi="Arial" w:cs="Arial"/>
+          <w:b/>
+          <w:bCs/>
+          <w:sz w:val="26"/>
+          <w:szCs w:val="26"/>
+          <w:lang w:val="en-US"/>
+        </w:rPr>
+        <w:t xml:space="preserve">1 </w:t>
+      </w:r>
+      <w:r>
+        <w:rPr>
+          <w:rFonts w:ascii="Arial" w:eastAsia="Arial" w:hAnsi="Arial" w:cs="Arial"/>
+          <w:sz w:val="26"/>
+          <w:szCs w:val="26"/>
+          <w:lang w:val="en-US"/>
+        </w:rPr>
+        <w:t>:</w:t>
+      </w:r>
+      <w:proofErr w:type="gramEnd"/>
+      <w:r>
+        <w:rPr>
+          <w:rFonts w:ascii="Arial" w:eastAsia="Arial" w:hAnsi="Arial" w:cs="Arial"/>
+          <w:sz w:val="26"/>
+          <w:szCs w:val="26"/>
+          <w:lang w:val="en-US"/>
+        </w:rPr>
+        <w:t xml:space="preserve"> </w:t>
       </w:r>
       <w:r>
         <w:rPr>
@@ -2215,16 +2796,38 @@
           <w:szCs w:val="26"/>
           <w:lang w:val="en-US"/>
         </w:rPr>
-        <w:t>Step 2</w:t>
-      </w:r>
-      <w:r>
-        <w:rPr>
-          <w:rFonts w:ascii="Arial" w:eastAsia="Arial" w:hAnsi="Arial" w:cs="Arial"/>
-          <w:sz w:val="26"/>
-          <w:szCs w:val="26"/>
-          <w:lang w:val="en-US"/>
-        </w:rPr>
-        <w:t xml:space="preserve"> : </w:t>
+        <w:t xml:space="preserve">Step </w:t>
+      </w:r>
+      <w:proofErr w:type="gramStart"/>
+      <w:r>
+        <w:rPr>
+          <w:rFonts w:ascii="Arial" w:eastAsia="Arial" w:hAnsi="Arial" w:cs="Arial"/>
+          <w:b/>
+          <w:bCs/>
+          <w:sz w:val="26"/>
+          <w:szCs w:val="26"/>
+          <w:lang w:val="en-US"/>
+        </w:rPr>
+        <w:t>2</w:t>
+      </w:r>
+      <w:r>
+        <w:rPr>
+          <w:rFonts w:ascii="Arial" w:eastAsia="Arial" w:hAnsi="Arial" w:cs="Arial"/>
+          <w:sz w:val="26"/>
+          <w:szCs w:val="26"/>
+          <w:lang w:val="en-US"/>
+        </w:rPr>
+        <w:t xml:space="preserve"> :</w:t>
+      </w:r>
+      <w:proofErr w:type="gramEnd"/>
+      <w:r>
+        <w:rPr>
+          <w:rFonts w:ascii="Arial" w:eastAsia="Arial" w:hAnsi="Arial" w:cs="Arial"/>
+          <w:sz w:val="26"/>
+          <w:szCs w:val="26"/>
+          <w:lang w:val="en-US"/>
+        </w:rPr>
+        <w:t xml:space="preserve"> </w:t>
       </w:r>
       <w:r>
         <w:rPr>
@@ -2263,16 +2866,38 @@
           <w:szCs w:val="26"/>
           <w:lang w:val="en-US"/>
         </w:rPr>
-        <w:t>Step 3</w:t>
-      </w:r>
-      <w:r>
-        <w:rPr>
-          <w:rFonts w:ascii="Arial" w:eastAsia="Arial" w:hAnsi="Arial" w:cs="Arial"/>
-          <w:sz w:val="26"/>
-          <w:szCs w:val="26"/>
-          <w:lang w:val="en-US"/>
-        </w:rPr>
-        <w:t xml:space="preserve"> : </w:t>
+        <w:t xml:space="preserve">Step </w:t>
+      </w:r>
+      <w:proofErr w:type="gramStart"/>
+      <w:r>
+        <w:rPr>
+          <w:rFonts w:ascii="Arial" w:eastAsia="Arial" w:hAnsi="Arial" w:cs="Arial"/>
+          <w:b/>
+          <w:bCs/>
+          <w:sz w:val="26"/>
+          <w:szCs w:val="26"/>
+          <w:lang w:val="en-US"/>
+        </w:rPr>
+        <w:t>3</w:t>
+      </w:r>
+      <w:r>
+        <w:rPr>
+          <w:rFonts w:ascii="Arial" w:eastAsia="Arial" w:hAnsi="Arial" w:cs="Arial"/>
+          <w:sz w:val="26"/>
+          <w:szCs w:val="26"/>
+          <w:lang w:val="en-US"/>
+        </w:rPr>
+        <w:t xml:space="preserve"> :</w:t>
+      </w:r>
+      <w:proofErr w:type="gramEnd"/>
+      <w:r>
+        <w:rPr>
+          <w:rFonts w:ascii="Arial" w:eastAsia="Arial" w:hAnsi="Arial" w:cs="Arial"/>
+          <w:sz w:val="26"/>
+          <w:szCs w:val="26"/>
+          <w:lang w:val="en-US"/>
+        </w:rPr>
+        <w:t xml:space="preserve"> </w:t>
       </w:r>
       <w:r>
         <w:rPr>
@@ -2311,16 +2936,38 @@
           <w:szCs w:val="26"/>
           <w:lang w:val="en-US"/>
         </w:rPr>
-        <w:t xml:space="preserve">Step 4 </w:t>
-      </w:r>
-      <w:r>
-        <w:rPr>
-          <w:rFonts w:ascii="Arial" w:eastAsia="Arial" w:hAnsi="Arial" w:cs="Arial"/>
-          <w:sz w:val="26"/>
-          <w:szCs w:val="26"/>
-          <w:lang w:val="en-US"/>
-        </w:rPr>
-        <w:t xml:space="preserve">: </w:t>
+        <w:t xml:space="preserve">Step </w:t>
+      </w:r>
+      <w:proofErr w:type="gramStart"/>
+      <w:r>
+        <w:rPr>
+          <w:rFonts w:ascii="Arial" w:eastAsia="Arial" w:hAnsi="Arial" w:cs="Arial"/>
+          <w:b/>
+          <w:bCs/>
+          <w:sz w:val="26"/>
+          <w:szCs w:val="26"/>
+          <w:lang w:val="en-US"/>
+        </w:rPr>
+        <w:t xml:space="preserve">4 </w:t>
+      </w:r>
+      <w:r>
+        <w:rPr>
+          <w:rFonts w:ascii="Arial" w:eastAsia="Arial" w:hAnsi="Arial" w:cs="Arial"/>
+          <w:sz w:val="26"/>
+          <w:szCs w:val="26"/>
+          <w:lang w:val="en-US"/>
+        </w:rPr>
+        <w:t>:</w:t>
+      </w:r>
+      <w:proofErr w:type="gramEnd"/>
+      <w:r>
+        <w:rPr>
+          <w:rFonts w:ascii="Arial" w:eastAsia="Arial" w:hAnsi="Arial" w:cs="Arial"/>
+          <w:sz w:val="26"/>
+          <w:szCs w:val="26"/>
+          <w:lang w:val="en-US"/>
+        </w:rPr>
+        <w:t xml:space="preserve"> </w:t>
       </w:r>
       <w:r>
         <w:rPr>
@@ -2375,7 +3022,27 @@
           <w:lang w:val="en-US"/>
         </w:rPr>
         <w:lastRenderedPageBreak/>
-        <w:t xml:space="preserve">Time complexity : </w:t>
+        <w:t xml:space="preserve">Time </w:t>
+      </w:r>
+      <w:proofErr w:type="gramStart"/>
+      <w:r>
+        <w:rPr>
+          <w:rFonts w:ascii="Arial" w:eastAsia="Arial" w:hAnsi="Arial" w:cs="Arial"/>
+          <w:sz w:val="26"/>
+          <w:szCs w:val="26"/>
+          <w:lang w:val="en-US"/>
+        </w:rPr>
+        <w:t>complexity :</w:t>
+      </w:r>
+      <w:proofErr w:type="gramEnd"/>
+      <w:r>
+        <w:rPr>
+          <w:rFonts w:ascii="Arial" w:eastAsia="Arial" w:hAnsi="Arial" w:cs="Arial"/>
+          <w:sz w:val="26"/>
+          <w:szCs w:val="26"/>
+          <w:lang w:val="en-US"/>
+        </w:rPr>
+        <w:t xml:space="preserve"> </w:t>
       </w:r>
     </w:p>
     <w:p>
@@ -2429,7 +3096,19 @@
           <w:szCs w:val="26"/>
           <w:lang w:val="en-US"/>
         </w:rPr>
-        <w:t>case and average case</w:t>
+        <w:t xml:space="preserve">case and average </w:t>
+      </w:r>
+      <w:proofErr w:type="gramStart"/>
+      <w:r>
+        <w:rPr>
+          <w:rFonts w:ascii="Arial" w:eastAsia="Arial" w:hAnsi="Arial" w:cs="Arial"/>
+          <w:b/>
+          <w:bCs/>
+          <w:sz w:val="26"/>
+          <w:szCs w:val="26"/>
+          <w:lang w:val="en-US"/>
+        </w:rPr>
+        <w:t>case</w:t>
       </w:r>
       <w:r>
         <w:rPr>
@@ -2449,6 +3128,7 @@
         </w:rPr>
         <w:t>:</w:t>
       </w:r>
+      <w:proofErr w:type="gramEnd"/>
       <w:r>
         <w:rPr>
           <w:rFonts w:ascii="Arial" w:eastAsia="Arial" w:hAnsi="Arial" w:cs="Arial"/>
@@ -2534,7 +3214,19 @@
           <w:szCs w:val="26"/>
           <w:lang w:val="en-US"/>
         </w:rPr>
-        <w:t xml:space="preserve"> case </w:t>
+        <w:t xml:space="preserve"> </w:t>
+      </w:r>
+      <w:proofErr w:type="gramStart"/>
+      <w:r>
+        <w:rPr>
+          <w:rFonts w:ascii="Arial" w:eastAsia="Arial" w:hAnsi="Arial" w:cs="Arial"/>
+          <w:b/>
+          <w:bCs/>
+          <w:sz w:val="26"/>
+          <w:szCs w:val="26"/>
+          <w:lang w:val="en-US"/>
+        </w:rPr>
+        <w:t xml:space="preserve">case </w:t>
       </w:r>
       <w:r>
         <w:rPr>
@@ -2545,6 +3237,7 @@
         </w:rPr>
         <w:t>:</w:t>
       </w:r>
+      <w:proofErr w:type="gramEnd"/>
       <w:r>
         <w:rPr>
           <w:rFonts w:ascii="Arial" w:eastAsia="Arial" w:hAnsi="Arial" w:cs="Arial"/>
@@ -2584,13 +3277,231 @@
           <w:szCs w:val="26"/>
           <w:lang w:val="en-US"/>
         </w:rPr>
-        <w:t>Improve/variant</w:t>
-      </w:r>
-    </w:p>
-    <w:p>
-      <w:pPr>
-        <w:rPr>
-          <w:rFonts w:ascii="Arial" w:eastAsia="Arial" w:hAnsi="Arial" w:cs="Arial"/>
+        <w:t>Improve/</w:t>
+      </w:r>
+      <w:proofErr w:type="gramStart"/>
+      <w:r>
+        <w:rPr>
+          <w:rFonts w:ascii="Arial" w:eastAsia="Arial" w:hAnsi="Arial" w:cs="Arial"/>
+          <w:b/>
+          <w:bCs/>
+          <w:sz w:val="26"/>
+          <w:szCs w:val="26"/>
+          <w:lang w:val="en-US"/>
+        </w:rPr>
+        <w:t>variant</w:t>
+      </w:r>
+      <w:proofErr w:type="gramEnd"/>
+    </w:p>
+    <w:p>
+      <w:pPr>
+        <w:rPr>
+          <w:rFonts w:ascii="Arial" w:eastAsia="Arial" w:hAnsi="Arial" w:cs="Arial"/>
+          <w:sz w:val="26"/>
+          <w:szCs w:val="26"/>
+          <w:lang w:val="en-US"/>
+        </w:rPr>
+      </w:pPr>
+      <w:r>
+        <w:rPr>
+          <w:rFonts w:ascii="Arial" w:eastAsia="Arial" w:hAnsi="Arial" w:cs="Arial"/>
+          <w:b/>
+          <w:bCs/>
+          <w:sz w:val="26"/>
+          <w:szCs w:val="26"/>
+          <w:lang w:val="en-US"/>
+        </w:rPr>
+        <w:t xml:space="preserve">Shell </w:t>
+      </w:r>
+      <w:proofErr w:type="gramStart"/>
+      <w:r>
+        <w:rPr>
+          <w:rFonts w:ascii="Arial" w:eastAsia="Arial" w:hAnsi="Arial" w:cs="Arial"/>
+          <w:b/>
+          <w:bCs/>
+          <w:sz w:val="26"/>
+          <w:szCs w:val="26"/>
+          <w:lang w:val="en-US"/>
+        </w:rPr>
+        <w:t xml:space="preserve">sort </w:t>
+      </w:r>
+      <w:r>
+        <w:rPr>
+          <w:rFonts w:ascii="Arial" w:eastAsia="Arial" w:hAnsi="Arial" w:cs="Arial"/>
+          <w:sz w:val="26"/>
+          <w:szCs w:val="26"/>
+          <w:lang w:val="en-US"/>
+        </w:rPr>
+        <w:t>:</w:t>
+      </w:r>
+      <w:proofErr w:type="gramEnd"/>
+      <w:r>
+        <w:rPr>
+          <w:rFonts w:ascii="Arial" w:eastAsia="Arial" w:hAnsi="Arial" w:cs="Arial"/>
+          <w:sz w:val="26"/>
+          <w:szCs w:val="26"/>
+          <w:lang w:val="en-US"/>
+        </w:rPr>
+        <w:t xml:space="preserve"> </w:t>
+      </w:r>
+      <w:r>
+        <w:rPr>
+          <w:rFonts w:ascii="Arial" w:eastAsia="Arial" w:hAnsi="Arial" w:cs="Arial"/>
+          <w:sz w:val="26"/>
+          <w:szCs w:val="26"/>
+          <w:lang w:val="en-US"/>
+        </w:rPr>
+        <w:t xml:space="preserve">The idea of </w:t>
+      </w:r>
+      <w:r>
+        <w:rPr>
+          <w:rFonts w:ascii="Arial" w:eastAsia="Arial" w:hAnsi="Arial" w:cs="Arial"/>
+          <w:sz w:val="26"/>
+          <w:szCs w:val="26"/>
+          <w:lang w:val="en-US"/>
+        </w:rPr>
+        <w:t>Shell s</w:t>
+      </w:r>
+      <w:r>
+        <w:rPr>
+          <w:rFonts w:ascii="Arial" w:eastAsia="Arial" w:hAnsi="Arial" w:cs="Arial"/>
+          <w:sz w:val="26"/>
+          <w:szCs w:val="26"/>
+          <w:lang w:val="en-US"/>
+        </w:rPr>
+        <w:t xml:space="preserve">ort is to allow the exchange of far items. In Shell sort, we make </w:t>
+      </w:r>
+      <w:r>
+        <w:rPr>
+          <w:rFonts w:ascii="Arial" w:eastAsia="Arial" w:hAnsi="Arial" w:cs="Arial"/>
+          <w:sz w:val="26"/>
+          <w:szCs w:val="26"/>
+          <w:lang w:val="en-US"/>
+        </w:rPr>
+        <w:t xml:space="preserve">all </w:t>
+      </w:r>
+      <w:proofErr w:type="spellStart"/>
+      <w:r>
+        <w:rPr>
+          <w:rFonts w:ascii="Arial" w:eastAsia="Arial" w:hAnsi="Arial" w:cs="Arial"/>
+          <w:sz w:val="26"/>
+          <w:szCs w:val="26"/>
+          <w:lang w:val="en-US"/>
+        </w:rPr>
+        <w:t>sublists</w:t>
+      </w:r>
+      <w:proofErr w:type="spellEnd"/>
+      <w:r>
+        <w:rPr>
+          <w:rFonts w:ascii="Arial" w:eastAsia="Arial" w:hAnsi="Arial" w:cs="Arial"/>
+          <w:sz w:val="26"/>
+          <w:szCs w:val="26"/>
+          <w:lang w:val="en-US"/>
+        </w:rPr>
+        <w:t xml:space="preserve"> of every </w:t>
+      </w:r>
+      <w:proofErr w:type="spellStart"/>
+      <w:r>
+        <w:rPr>
+          <w:rFonts w:ascii="Arial" w:eastAsia="Arial" w:hAnsi="Arial" w:cs="Arial"/>
+          <w:sz w:val="26"/>
+          <w:szCs w:val="26"/>
+          <w:lang w:val="en-US"/>
+        </w:rPr>
+        <w:t>h’th</w:t>
+      </w:r>
+      <w:proofErr w:type="spellEnd"/>
+      <w:r>
+        <w:rPr>
+          <w:rFonts w:ascii="Arial" w:eastAsia="Arial" w:hAnsi="Arial" w:cs="Arial"/>
+          <w:sz w:val="26"/>
+          <w:szCs w:val="26"/>
+          <w:lang w:val="en-US"/>
+        </w:rPr>
+        <w:t xml:space="preserve"> element are sorted.</w:t>
+      </w:r>
+      <w:r>
+        <w:rPr>
+          <w:rFonts w:ascii="Arial" w:eastAsia="Arial" w:hAnsi="Arial" w:cs="Arial"/>
+          <w:sz w:val="26"/>
+          <w:szCs w:val="26"/>
+          <w:lang w:val="en-US"/>
+        </w:rPr>
+        <w:t xml:space="preserve"> Then use insertion sort to sort the </w:t>
+      </w:r>
+      <w:r>
+        <w:rPr>
+          <w:rFonts w:ascii="Arial" w:eastAsia="Arial" w:hAnsi="Arial" w:cs="Arial"/>
+          <w:sz w:val="26"/>
+          <w:szCs w:val="26"/>
+          <w:lang w:val="en-US"/>
+        </w:rPr>
+        <w:t>list.</w:t>
+      </w:r>
+      <w:r>
+        <w:rPr>
+          <w:rFonts w:ascii="Arial" w:eastAsia="Arial" w:hAnsi="Arial" w:cs="Arial"/>
+          <w:sz w:val="26"/>
+          <w:szCs w:val="26"/>
+          <w:lang w:val="en-US"/>
+        </w:rPr>
+        <w:t xml:space="preserve"> The</w:t>
+      </w:r>
+      <w:r>
+        <w:rPr>
+          <w:rFonts w:ascii="Arial" w:eastAsia="Arial" w:hAnsi="Arial" w:cs="Arial"/>
+          <w:sz w:val="26"/>
+          <w:szCs w:val="26"/>
+          <w:lang w:val="en-US"/>
+        </w:rPr>
+        <w:t xml:space="preserve"> interval between the elements to be </w:t>
+      </w:r>
+      <w:r>
+        <w:rPr>
+          <w:rFonts w:ascii="Arial" w:eastAsia="Arial" w:hAnsi="Arial" w:cs="Arial"/>
+          <w:sz w:val="26"/>
+          <w:szCs w:val="26"/>
+          <w:lang w:val="en-US"/>
+        </w:rPr>
+        <w:t xml:space="preserve">sorted was </w:t>
+      </w:r>
+      <w:proofErr w:type="gramStart"/>
+      <w:r>
+        <w:rPr>
+          <w:rFonts w:ascii="Arial" w:eastAsia="Arial" w:hAnsi="Arial" w:cs="Arial"/>
+          <w:sz w:val="26"/>
+          <w:szCs w:val="26"/>
+          <w:lang w:val="en-US"/>
+        </w:rPr>
+        <w:t>reduce</w:t>
+      </w:r>
+      <w:proofErr w:type="gramEnd"/>
+      <w:r>
+        <w:rPr>
+          <w:rFonts w:ascii="Arial" w:eastAsia="Arial" w:hAnsi="Arial" w:cs="Arial"/>
+          <w:sz w:val="26"/>
+          <w:szCs w:val="26"/>
+          <w:lang w:val="en-US"/>
+        </w:rPr>
+        <w:t>.</w:t>
+      </w:r>
+    </w:p>
+    <w:p>
+      <w:pPr>
+        <w:rPr>
+          <w:rFonts w:ascii="Arial" w:eastAsia="Arial" w:hAnsi="Arial" w:cs="Arial"/>
+          <w:sz w:val="26"/>
+          <w:szCs w:val="26"/>
+          <w:lang w:val="en-US"/>
+        </w:rPr>
+      </w:pPr>
+    </w:p>
+    <w:p>
+      <w:pPr>
+        <w:rPr>
+          <w:rFonts w:ascii="Arial" w:eastAsia="Arial" w:hAnsi="Arial" w:cs="Arial"/>
+          <w:b/>
+          <w:bCs/>
           <w:sz w:val="26"/>
           <w:szCs w:val="26"/>
           <w:lang w:val="en-US"/>
@@ -2607,182 +3518,56 @@
         </w:rPr>
         <w:t xml:space="preserve">Shell sort </w:t>
       </w:r>
-      <w:r>
-        <w:rPr>
-          <w:rFonts w:ascii="Arial" w:eastAsia="Arial" w:hAnsi="Arial" w:cs="Arial"/>
-          <w:sz w:val="26"/>
-          <w:szCs w:val="26"/>
-          <w:lang w:val="en-US"/>
-        </w:rPr>
-        <w:t xml:space="preserve">: </w:t>
-      </w:r>
-      <w:r>
-        <w:rPr>
-          <w:rFonts w:ascii="Arial" w:eastAsia="Arial" w:hAnsi="Arial" w:cs="Arial"/>
-          <w:sz w:val="26"/>
-          <w:szCs w:val="26"/>
-          <w:lang w:val="en-US"/>
-        </w:rPr>
-        <w:t xml:space="preserve">The idea of </w:t>
-      </w:r>
-      <w:r>
-        <w:rPr>
-          <w:rFonts w:ascii="Arial" w:eastAsia="Arial" w:hAnsi="Arial" w:cs="Arial"/>
-          <w:sz w:val="26"/>
-          <w:szCs w:val="26"/>
-          <w:lang w:val="en-US"/>
-        </w:rPr>
-        <w:t>Shell s</w:t>
-      </w:r>
-      <w:r>
-        <w:rPr>
-          <w:rFonts w:ascii="Arial" w:eastAsia="Arial" w:hAnsi="Arial" w:cs="Arial"/>
-          <w:sz w:val="26"/>
-          <w:szCs w:val="26"/>
-          <w:lang w:val="en-US"/>
-        </w:rPr>
-        <w:t xml:space="preserve">ort is to allow the exchange of far items. In Shell sort, we make </w:t>
-      </w:r>
-      <w:r>
-        <w:rPr>
-          <w:rFonts w:ascii="Arial" w:eastAsia="Arial" w:hAnsi="Arial" w:cs="Arial"/>
-          <w:sz w:val="26"/>
-          <w:szCs w:val="26"/>
-          <w:lang w:val="en-US"/>
-        </w:rPr>
-        <w:t>all sublists of every h’th element are sorted.</w:t>
-      </w:r>
-      <w:r>
-        <w:rPr>
-          <w:rFonts w:ascii="Arial" w:eastAsia="Arial" w:hAnsi="Arial" w:cs="Arial"/>
-          <w:sz w:val="26"/>
-          <w:szCs w:val="26"/>
-          <w:lang w:val="en-US"/>
-        </w:rPr>
-        <w:t xml:space="preserve"> Then use insertion sort to sort the </w:t>
-      </w:r>
-      <w:r>
-        <w:rPr>
-          <w:rFonts w:ascii="Arial" w:eastAsia="Arial" w:hAnsi="Arial" w:cs="Arial"/>
-          <w:sz w:val="26"/>
-          <w:szCs w:val="26"/>
-          <w:lang w:val="en-US"/>
-        </w:rPr>
-        <w:t>list.</w:t>
-      </w:r>
-      <w:r>
-        <w:rPr>
-          <w:rFonts w:ascii="Arial" w:eastAsia="Arial" w:hAnsi="Arial" w:cs="Arial"/>
-          <w:sz w:val="26"/>
-          <w:szCs w:val="26"/>
-          <w:lang w:val="en-US"/>
-        </w:rPr>
-        <w:t xml:space="preserve"> The</w:t>
-      </w:r>
-      <w:r>
-        <w:rPr>
-          <w:rFonts w:ascii="Arial" w:eastAsia="Arial" w:hAnsi="Arial" w:cs="Arial"/>
-          <w:sz w:val="26"/>
-          <w:szCs w:val="26"/>
-          <w:lang w:val="en-US"/>
-        </w:rPr>
-        <w:t xml:space="preserve"> interval between the elements to be </w:t>
-      </w:r>
-      <w:r>
-        <w:rPr>
-          <w:rFonts w:ascii="Arial" w:eastAsia="Arial" w:hAnsi="Arial" w:cs="Arial"/>
-          <w:sz w:val="26"/>
-          <w:szCs w:val="26"/>
-          <w:lang w:val="en-US"/>
-        </w:rPr>
-        <w:t>sorted was reduce</w:t>
-      </w:r>
-      <w:r>
-        <w:rPr>
-          <w:rFonts w:ascii="Arial" w:eastAsia="Arial" w:hAnsi="Arial" w:cs="Arial"/>
-          <w:sz w:val="26"/>
-          <w:szCs w:val="26"/>
-          <w:lang w:val="en-US"/>
-        </w:rPr>
-        <w:t>.</w:t>
-      </w:r>
-    </w:p>
-    <w:p>
-      <w:pPr>
-        <w:rPr>
-          <w:rFonts w:ascii="Arial" w:eastAsia="Arial" w:hAnsi="Arial" w:cs="Arial"/>
-          <w:sz w:val="26"/>
-          <w:szCs w:val="26"/>
-          <w:lang w:val="en-US"/>
-        </w:rPr>
-      </w:pPr>
-    </w:p>
-    <w:p>
-      <w:pPr>
-        <w:rPr>
-          <w:rFonts w:ascii="Arial" w:eastAsia="Arial" w:hAnsi="Arial" w:cs="Arial"/>
-          <w:b/>
-          <w:bCs/>
-          <w:sz w:val="26"/>
-          <w:szCs w:val="26"/>
-          <w:lang w:val="en-US"/>
-        </w:rPr>
-      </w:pPr>
-      <w:r>
-        <w:rPr>
-          <w:rFonts w:ascii="Arial" w:eastAsia="Arial" w:hAnsi="Arial" w:cs="Arial"/>
-          <w:b/>
-          <w:bCs/>
-          <w:sz w:val="26"/>
-          <w:szCs w:val="26"/>
-          <w:lang w:val="en-US"/>
-        </w:rPr>
-        <w:t xml:space="preserve">Shell sort </w:t>
-      </w:r>
-    </w:p>
-    <w:p>
-      <w:pPr>
-        <w:rPr>
-          <w:rFonts w:ascii="Arial" w:eastAsia="Arial" w:hAnsi="Arial" w:cs="Arial"/>
-          <w:sz w:val="26"/>
-          <w:szCs w:val="26"/>
-          <w:lang w:val="en-US"/>
-        </w:rPr>
-      </w:pPr>
-      <w:r>
-        <w:rPr>
-          <w:rFonts w:ascii="Arial" w:eastAsia="Arial" w:hAnsi="Arial" w:cs="Arial"/>
-          <w:b/>
-          <w:bCs/>
-          <w:sz w:val="26"/>
-          <w:szCs w:val="26"/>
-          <w:lang w:val="en-US"/>
-        </w:rPr>
-        <w:t>Main Idea</w:t>
-      </w:r>
-      <w:r>
-        <w:rPr>
-          <w:rFonts w:ascii="Arial" w:eastAsia="Arial" w:hAnsi="Arial" w:cs="Arial"/>
-          <w:b/>
-          <w:bCs/>
-          <w:sz w:val="26"/>
-          <w:szCs w:val="26"/>
-          <w:lang w:val="en-US"/>
-        </w:rPr>
-        <w:t xml:space="preserve"> : </w:t>
-      </w:r>
-      <w:r>
-        <w:rPr>
-          <w:rFonts w:ascii="Arial" w:eastAsia="Arial" w:hAnsi="Arial" w:cs="Arial"/>
-          <w:sz w:val="26"/>
-          <w:szCs w:val="26"/>
-          <w:lang w:val="en-US"/>
-        </w:rPr>
-        <w:t>Shell sort is a generalized version of the insertion sort algorithm. It first sorts elements that are far apart from each other and successively reduces the interval between the elements to be sorted.</w:t>
-      </w:r>
-      <w:r>
-        <w:rPr>
-          <w:rFonts w:ascii="Arial" w:eastAsia="Arial" w:hAnsi="Arial" w:cs="Arial"/>
+    </w:p>
+    <w:p>
+      <w:pPr>
+        <w:rPr>
+          <w:rFonts w:ascii="Arial" w:eastAsia="Arial" w:hAnsi="Arial" w:cs="Arial"/>
+          <w:sz w:val="26"/>
+          <w:szCs w:val="26"/>
+          <w:lang w:val="en-US"/>
+        </w:rPr>
+      </w:pPr>
+      <w:r>
+        <w:rPr>
+          <w:rFonts w:ascii="Arial" w:eastAsia="Arial" w:hAnsi="Arial" w:cs="Arial"/>
+          <w:b/>
+          <w:bCs/>
+          <w:sz w:val="26"/>
+          <w:szCs w:val="26"/>
+          <w:lang w:val="en-US"/>
+        </w:rPr>
+        <w:t xml:space="preserve">Main </w:t>
+      </w:r>
+      <w:proofErr w:type="gramStart"/>
+      <w:r>
+        <w:rPr>
+          <w:rFonts w:ascii="Arial" w:eastAsia="Arial" w:hAnsi="Arial" w:cs="Arial"/>
+          <w:b/>
+          <w:bCs/>
+          <w:sz w:val="26"/>
+          <w:szCs w:val="26"/>
+          <w:lang w:val="en-US"/>
+        </w:rPr>
+        <w:t>Idea</w:t>
+      </w:r>
+      <w:r>
+        <w:rPr>
+          <w:rFonts w:ascii="Arial" w:eastAsia="Arial" w:hAnsi="Arial" w:cs="Arial"/>
+          <w:b/>
+          <w:bCs/>
+          <w:sz w:val="26"/>
+          <w:szCs w:val="26"/>
+          <w:lang w:val="en-US"/>
+        </w:rPr>
+        <w:t xml:space="preserve"> :</w:t>
+      </w:r>
+      <w:proofErr w:type="gramEnd"/>
+      <w:r>
+        <w:rPr>
+          <w:rFonts w:ascii="Arial" w:eastAsia="Arial" w:hAnsi="Arial" w:cs="Arial"/>
+          <w:b/>
+          <w:bCs/>
           <w:sz w:val="26"/>
           <w:szCs w:val="26"/>
           <w:lang w:val="en-US"/>
@@ -2796,6 +3581,44 @@
           <w:szCs w:val="26"/>
           <w:lang w:val="en-US"/>
         </w:rPr>
+        <w:t xml:space="preserve">Shell sort is a generalized version of the insertion sort algorithm. It first </w:t>
+      </w:r>
+      <w:proofErr w:type="gramStart"/>
+      <w:r>
+        <w:rPr>
+          <w:rFonts w:ascii="Arial" w:eastAsia="Arial" w:hAnsi="Arial" w:cs="Arial"/>
+          <w:sz w:val="26"/>
+          <w:szCs w:val="26"/>
+          <w:lang w:val="en-US"/>
+        </w:rPr>
+        <w:t>sorts</w:t>
+      </w:r>
+      <w:proofErr w:type="gramEnd"/>
+      <w:r>
+        <w:rPr>
+          <w:rFonts w:ascii="Arial" w:eastAsia="Arial" w:hAnsi="Arial" w:cs="Arial"/>
+          <w:sz w:val="26"/>
+          <w:szCs w:val="26"/>
+          <w:lang w:val="en-US"/>
+        </w:rPr>
+        <w:t xml:space="preserve"> elements that are far apart from each other and successively reduces the interval between the elements to be sorted.</w:t>
+      </w:r>
+      <w:r>
+        <w:rPr>
+          <w:rFonts w:ascii="Arial" w:eastAsia="Arial" w:hAnsi="Arial" w:cs="Arial"/>
+          <w:sz w:val="26"/>
+          <w:szCs w:val="26"/>
+          <w:lang w:val="en-US"/>
+        </w:rPr>
+        <w:t xml:space="preserve"> </w:t>
+      </w:r>
+      <w:r>
+        <w:rPr>
+          <w:rFonts w:ascii="Arial" w:eastAsia="Arial" w:hAnsi="Arial" w:cs="Arial"/>
+          <w:sz w:val="26"/>
+          <w:szCs w:val="26"/>
+          <w:lang w:val="en-US"/>
+        </w:rPr>
         <w:t xml:space="preserve">And then use insertion sort </w:t>
       </w:r>
       <w:r>
@@ -2805,8 +3628,19 @@
           <w:szCs w:val="26"/>
           <w:lang w:val="en-US"/>
         </w:rPr>
-        <w:t>to sort the list</w:t>
-      </w:r>
+        <w:t xml:space="preserve">to sort the </w:t>
+      </w:r>
+      <w:proofErr w:type="gramStart"/>
+      <w:r>
+        <w:rPr>
+          <w:rFonts w:ascii="Arial" w:eastAsia="Arial" w:hAnsi="Arial" w:cs="Arial"/>
+          <w:sz w:val="26"/>
+          <w:szCs w:val="26"/>
+          <w:lang w:val="en-US"/>
+        </w:rPr>
+        <w:t>list</w:t>
+      </w:r>
+      <w:proofErr w:type="gramEnd"/>
     </w:p>
     <w:p>
       <w:pPr>
@@ -2833,8 +3667,19 @@
           <w:szCs w:val="26"/>
           <w:lang w:val="en-US"/>
         </w:rPr>
-        <w:t>Knuth’s increments :</w:t>
-      </w:r>
+        <w:t xml:space="preserve">Knuth’s </w:t>
+      </w:r>
+      <w:proofErr w:type="gramStart"/>
+      <w:r>
+        <w:rPr>
+          <w:rFonts w:ascii="Arial" w:eastAsia="Arial" w:hAnsi="Arial" w:cs="Arial"/>
+          <w:sz w:val="26"/>
+          <w:szCs w:val="26"/>
+          <w:lang w:val="en-US"/>
+        </w:rPr>
+        <w:t>increments :</w:t>
+      </w:r>
+      <w:proofErr w:type="gramEnd"/>
     </w:p>
     <w:p>
       <w:pPr>
@@ -2958,16 +3803,38 @@
           <w:szCs w:val="26"/>
           <w:lang w:val="en-US"/>
         </w:rPr>
-        <w:t>Step 1</w:t>
-      </w:r>
-      <w:r>
-        <w:rPr>
-          <w:rFonts w:ascii="Arial" w:eastAsia="Arial" w:hAnsi="Arial" w:cs="Arial"/>
-          <w:sz w:val="26"/>
-          <w:szCs w:val="26"/>
-          <w:lang w:val="en-US"/>
-        </w:rPr>
-        <w:t xml:space="preserve"> : </w:t>
+        <w:t xml:space="preserve">Step </w:t>
+      </w:r>
+      <w:proofErr w:type="gramStart"/>
+      <w:r>
+        <w:rPr>
+          <w:rFonts w:ascii="Arial" w:eastAsia="Arial" w:hAnsi="Arial" w:cs="Arial"/>
+          <w:b/>
+          <w:bCs/>
+          <w:sz w:val="26"/>
+          <w:szCs w:val="26"/>
+          <w:lang w:val="en-US"/>
+        </w:rPr>
+        <w:t>1</w:t>
+      </w:r>
+      <w:r>
+        <w:rPr>
+          <w:rFonts w:ascii="Arial" w:eastAsia="Arial" w:hAnsi="Arial" w:cs="Arial"/>
+          <w:sz w:val="26"/>
+          <w:szCs w:val="26"/>
+          <w:lang w:val="en-US"/>
+        </w:rPr>
+        <w:t xml:space="preserve"> :</w:t>
+      </w:r>
+      <w:proofErr w:type="gramEnd"/>
+      <w:r>
+        <w:rPr>
+          <w:rFonts w:ascii="Arial" w:eastAsia="Arial" w:hAnsi="Arial" w:cs="Arial"/>
+          <w:sz w:val="26"/>
+          <w:szCs w:val="26"/>
+          <w:lang w:val="en-US"/>
+        </w:rPr>
+        <w:t xml:space="preserve"> </w:t>
       </w:r>
       <w:r>
         <w:rPr>
@@ -3077,16 +3944,38 @@
           <w:szCs w:val="26"/>
           <w:lang w:val="en-US"/>
         </w:rPr>
-        <w:t>Step 2</w:t>
-      </w:r>
-      <w:r>
-        <w:rPr>
-          <w:rFonts w:ascii="Arial" w:eastAsia="Arial" w:hAnsi="Arial" w:cs="Arial"/>
-          <w:sz w:val="26"/>
-          <w:szCs w:val="26"/>
-          <w:lang w:val="en-US"/>
-        </w:rPr>
-        <w:t xml:space="preserve"> : </w:t>
+        <w:t xml:space="preserve">Step </w:t>
+      </w:r>
+      <w:proofErr w:type="gramStart"/>
+      <w:r>
+        <w:rPr>
+          <w:rFonts w:ascii="Arial" w:eastAsia="Arial" w:hAnsi="Arial" w:cs="Arial"/>
+          <w:b/>
+          <w:bCs/>
+          <w:sz w:val="26"/>
+          <w:szCs w:val="26"/>
+          <w:lang w:val="en-US"/>
+        </w:rPr>
+        <w:t>2</w:t>
+      </w:r>
+      <w:r>
+        <w:rPr>
+          <w:rFonts w:ascii="Arial" w:eastAsia="Arial" w:hAnsi="Arial" w:cs="Arial"/>
+          <w:sz w:val="26"/>
+          <w:szCs w:val="26"/>
+          <w:lang w:val="en-US"/>
+        </w:rPr>
+        <w:t xml:space="preserve"> :</w:t>
+      </w:r>
+      <w:proofErr w:type="gramEnd"/>
+      <w:r>
+        <w:rPr>
+          <w:rFonts w:ascii="Arial" w:eastAsia="Arial" w:hAnsi="Arial" w:cs="Arial"/>
+          <w:sz w:val="26"/>
+          <w:szCs w:val="26"/>
+          <w:lang w:val="en-US"/>
+        </w:rPr>
+        <w:t xml:space="preserve"> </w:t>
       </w:r>
       <w:r>
         <w:rPr>
@@ -3131,37 +4020,70 @@
           <w:szCs w:val="26"/>
           <w:lang w:val="en-US"/>
         </w:rPr>
-        <w:t>must have equal intervals to h</w:t>
-      </w:r>
-    </w:p>
-    <w:p>
-      <w:pPr>
-        <w:rPr>
-          <w:rFonts w:ascii="Arial" w:eastAsia="Arial" w:hAnsi="Arial" w:cs="Arial"/>
-          <w:sz w:val="26"/>
-          <w:szCs w:val="26"/>
-          <w:lang w:val="en-US"/>
-        </w:rPr>
-      </w:pPr>
-      <w:r>
-        <w:rPr>
-          <w:rFonts w:ascii="Arial" w:eastAsia="Arial" w:hAnsi="Arial" w:cs="Arial"/>
-          <w:b/>
-          <w:bCs/>
-          <w:sz w:val="26"/>
-          <w:szCs w:val="26"/>
-          <w:lang w:val="en-US"/>
-        </w:rPr>
-        <w:t>Step 3</w:t>
-      </w:r>
-      <w:r>
-        <w:rPr>
-          <w:rFonts w:ascii="Arial" w:eastAsia="Arial" w:hAnsi="Arial" w:cs="Arial"/>
-          <w:sz w:val="26"/>
-          <w:szCs w:val="26"/>
-          <w:lang w:val="en-US"/>
-        </w:rPr>
-        <w:t xml:space="preserve"> : </w:t>
+        <w:t xml:space="preserve">must have equal intervals to </w:t>
+      </w:r>
+      <w:proofErr w:type="gramStart"/>
+      <w:r>
+        <w:rPr>
+          <w:rFonts w:ascii="Arial" w:eastAsia="Arial" w:hAnsi="Arial" w:cs="Arial"/>
+          <w:sz w:val="26"/>
+          <w:szCs w:val="26"/>
+          <w:lang w:val="en-US"/>
+        </w:rPr>
+        <w:t>h</w:t>
+      </w:r>
+      <w:proofErr w:type="gramEnd"/>
+    </w:p>
+    <w:p>
+      <w:pPr>
+        <w:rPr>
+          <w:rFonts w:ascii="Arial" w:eastAsia="Arial" w:hAnsi="Arial" w:cs="Arial"/>
+          <w:sz w:val="26"/>
+          <w:szCs w:val="26"/>
+          <w:lang w:val="en-US"/>
+        </w:rPr>
+      </w:pPr>
+      <w:r>
+        <w:rPr>
+          <w:rFonts w:ascii="Arial" w:eastAsia="Arial" w:hAnsi="Arial" w:cs="Arial"/>
+          <w:b/>
+          <w:bCs/>
+          <w:sz w:val="26"/>
+          <w:szCs w:val="26"/>
+          <w:lang w:val="en-US"/>
+        </w:rPr>
+        <w:t xml:space="preserve">Step </w:t>
+      </w:r>
+      <w:proofErr w:type="gramStart"/>
+      <w:r>
+        <w:rPr>
+          <w:rFonts w:ascii="Arial" w:eastAsia="Arial" w:hAnsi="Arial" w:cs="Arial"/>
+          <w:b/>
+          <w:bCs/>
+          <w:sz w:val="26"/>
+          <w:szCs w:val="26"/>
+          <w:lang w:val="en-US"/>
+        </w:rPr>
+        <w:t>3</w:t>
+      </w:r>
+      <w:r>
+        <w:rPr>
+          <w:rFonts w:ascii="Arial" w:eastAsia="Arial" w:hAnsi="Arial" w:cs="Arial"/>
+          <w:sz w:val="26"/>
+          <w:szCs w:val="26"/>
+          <w:lang w:val="en-US"/>
+        </w:rPr>
+        <w:t xml:space="preserve"> :</w:t>
+      </w:r>
+      <w:proofErr w:type="gramEnd"/>
+      <w:r>
+        <w:rPr>
+          <w:rFonts w:ascii="Arial" w:eastAsia="Arial" w:hAnsi="Arial" w:cs="Arial"/>
+          <w:sz w:val="26"/>
+          <w:szCs w:val="26"/>
+          <w:lang w:val="en-US"/>
+        </w:rPr>
+        <w:t xml:space="preserve"> </w:t>
       </w:r>
       <w:r>
         <w:rPr>
@@ -3191,16 +4113,38 @@
           <w:szCs w:val="26"/>
           <w:lang w:val="en-US"/>
         </w:rPr>
-        <w:t>Step 4</w:t>
-      </w:r>
-      <w:r>
-        <w:rPr>
-          <w:rFonts w:ascii="Arial" w:eastAsia="Arial" w:hAnsi="Arial" w:cs="Arial"/>
-          <w:sz w:val="26"/>
-          <w:szCs w:val="26"/>
-          <w:lang w:val="en-US"/>
-        </w:rPr>
-        <w:t xml:space="preserve"> : Back to Step 2 until all list was sorted </w:t>
+        <w:t xml:space="preserve">Step </w:t>
+      </w:r>
+      <w:proofErr w:type="gramStart"/>
+      <w:r>
+        <w:rPr>
+          <w:rFonts w:ascii="Arial" w:eastAsia="Arial" w:hAnsi="Arial" w:cs="Arial"/>
+          <w:b/>
+          <w:bCs/>
+          <w:sz w:val="26"/>
+          <w:szCs w:val="26"/>
+          <w:lang w:val="en-US"/>
+        </w:rPr>
+        <w:t>4</w:t>
+      </w:r>
+      <w:r>
+        <w:rPr>
+          <w:rFonts w:ascii="Arial" w:eastAsia="Arial" w:hAnsi="Arial" w:cs="Arial"/>
+          <w:sz w:val="26"/>
+          <w:szCs w:val="26"/>
+          <w:lang w:val="en-US"/>
+        </w:rPr>
+        <w:t xml:space="preserve"> :</w:t>
+      </w:r>
+      <w:proofErr w:type="gramEnd"/>
+      <w:r>
+        <w:rPr>
+          <w:rFonts w:ascii="Arial" w:eastAsia="Arial" w:hAnsi="Arial" w:cs="Arial"/>
+          <w:sz w:val="26"/>
+          <w:szCs w:val="26"/>
+          <w:lang w:val="en-US"/>
+        </w:rPr>
+        <w:t xml:space="preserve"> Back to Step 2 until all list was sorted </w:t>
       </w:r>
     </w:p>
     <w:p>
@@ -3242,35 +4186,75 @@
           <w:szCs w:val="26"/>
           <w:lang w:val="en-US"/>
         </w:rPr>
-        <w:t xml:space="preserve">Time complexity : </w:t>
-      </w:r>
-    </w:p>
-    <w:p>
-      <w:pPr>
-        <w:rPr>
-          <w:rFonts w:ascii="Arial" w:eastAsia="Arial" w:hAnsi="Arial" w:cs="Arial"/>
-          <w:sz w:val="26"/>
-          <w:szCs w:val="26"/>
-          <w:lang w:val="en-US"/>
-        </w:rPr>
-      </w:pPr>
-      <w:r>
-        <w:rPr>
-          <w:rFonts w:ascii="Arial" w:eastAsia="Arial" w:hAnsi="Arial" w:cs="Arial"/>
-          <w:sz w:val="26"/>
-          <w:szCs w:val="26"/>
-          <w:lang w:val="en-US"/>
-        </w:rPr>
-        <w:t xml:space="preserve">Worst Case Complexity </w:t>
-      </w:r>
-      <w:r>
-        <w:rPr>
-          <w:rFonts w:ascii="Arial" w:eastAsia="Arial" w:hAnsi="Arial" w:cs="Arial"/>
-          <w:sz w:val="26"/>
-          <w:szCs w:val="26"/>
-          <w:lang w:val="en-US"/>
-        </w:rPr>
-        <w:t xml:space="preserve">: </w:t>
+        <w:t xml:space="preserve">Time </w:t>
+      </w:r>
+      <w:proofErr w:type="gramStart"/>
+      <w:r>
+        <w:rPr>
+          <w:rFonts w:ascii="Arial" w:eastAsia="Arial" w:hAnsi="Arial" w:cs="Arial"/>
+          <w:sz w:val="26"/>
+          <w:szCs w:val="26"/>
+          <w:lang w:val="en-US"/>
+        </w:rPr>
+        <w:t>complexity :</w:t>
+      </w:r>
+      <w:proofErr w:type="gramEnd"/>
+      <w:r>
+        <w:rPr>
+          <w:rFonts w:ascii="Arial" w:eastAsia="Arial" w:hAnsi="Arial" w:cs="Arial"/>
+          <w:sz w:val="26"/>
+          <w:szCs w:val="26"/>
+          <w:lang w:val="en-US"/>
+        </w:rPr>
+        <w:t xml:space="preserve"> </w:t>
+      </w:r>
+    </w:p>
+    <w:p>
+      <w:pPr>
+        <w:rPr>
+          <w:rFonts w:ascii="Arial" w:eastAsia="Arial" w:hAnsi="Arial" w:cs="Arial"/>
+          <w:sz w:val="26"/>
+          <w:szCs w:val="26"/>
+          <w:lang w:val="en-US"/>
+        </w:rPr>
+      </w:pPr>
+      <w:r>
+        <w:rPr>
+          <w:rFonts w:ascii="Arial" w:eastAsia="Arial" w:hAnsi="Arial" w:cs="Arial"/>
+          <w:sz w:val="26"/>
+          <w:szCs w:val="26"/>
+          <w:lang w:val="en-US"/>
+        </w:rPr>
+        <w:t xml:space="preserve">Worst Case </w:t>
+      </w:r>
+      <w:proofErr w:type="gramStart"/>
+      <w:r>
+        <w:rPr>
+          <w:rFonts w:ascii="Arial" w:eastAsia="Arial" w:hAnsi="Arial" w:cs="Arial"/>
+          <w:sz w:val="26"/>
+          <w:szCs w:val="26"/>
+          <w:lang w:val="en-US"/>
+        </w:rPr>
+        <w:t xml:space="preserve">Complexity </w:t>
+      </w:r>
+      <w:r>
+        <w:rPr>
+          <w:rFonts w:ascii="Arial" w:eastAsia="Arial" w:hAnsi="Arial" w:cs="Arial"/>
+          <w:sz w:val="26"/>
+          <w:szCs w:val="26"/>
+          <w:lang w:val="en-US"/>
+        </w:rPr>
+        <w:t>:</w:t>
+      </w:r>
+      <w:proofErr w:type="gramEnd"/>
+      <w:r>
+        <w:rPr>
+          <w:rFonts w:ascii="Arial" w:eastAsia="Arial" w:hAnsi="Arial" w:cs="Arial"/>
+          <w:sz w:val="26"/>
+          <w:szCs w:val="26"/>
+          <w:lang w:val="en-US"/>
+        </w:rPr>
+        <w:t xml:space="preserve"> </w:t>
       </w:r>
       <w:r>
         <w:rPr>
@@ -3354,27 +4338,48 @@
           <w:szCs w:val="26"/>
           <w:lang w:val="en-US"/>
         </w:rPr>
-        <w:t xml:space="preserve">Best Case </w:t>
-      </w:r>
-      <w:r>
-        <w:rPr>
-          <w:rFonts w:ascii="Arial" w:eastAsia="Arial" w:hAnsi="Arial" w:cs="Arial"/>
-          <w:sz w:val="26"/>
-          <w:szCs w:val="26"/>
-          <w:lang w:val="en-US"/>
-        </w:rPr>
-        <w:t xml:space="preserve"> : Ω(n log(n))</w:t>
-      </w:r>
-    </w:p>
-    <w:p>
-      <w:pPr>
-        <w:rPr>
-          <w:rFonts w:ascii="Arial" w:eastAsia="Arial" w:hAnsi="Arial" w:cs="Arial"/>
-          <w:sz w:val="26"/>
-          <w:szCs w:val="26"/>
-          <w:lang w:val="en-US"/>
-        </w:rPr>
-      </w:pPr>
+        <w:t xml:space="preserve">Best </w:t>
+      </w:r>
+      <w:proofErr w:type="gramStart"/>
+      <w:r>
+        <w:rPr>
+          <w:rFonts w:ascii="Arial" w:eastAsia="Arial" w:hAnsi="Arial" w:cs="Arial"/>
+          <w:sz w:val="26"/>
+          <w:szCs w:val="26"/>
+          <w:lang w:val="en-US"/>
+        </w:rPr>
+        <w:t xml:space="preserve">Case </w:t>
+      </w:r>
+      <w:r>
+        <w:rPr>
+          <w:rFonts w:ascii="Arial" w:eastAsia="Arial" w:hAnsi="Arial" w:cs="Arial"/>
+          <w:sz w:val="26"/>
+          <w:szCs w:val="26"/>
+          <w:lang w:val="en-US"/>
+        </w:rPr>
+        <w:t xml:space="preserve"> :</w:t>
+      </w:r>
+      <w:proofErr w:type="gramEnd"/>
+      <w:r>
+        <w:rPr>
+          <w:rFonts w:ascii="Arial" w:eastAsia="Arial" w:hAnsi="Arial" w:cs="Arial"/>
+          <w:sz w:val="26"/>
+          <w:szCs w:val="26"/>
+          <w:lang w:val="en-US"/>
+        </w:rPr>
+        <w:t xml:space="preserve"> Ω(n log(n))</w:t>
+      </w:r>
+    </w:p>
+    <w:p>
+      <w:pPr>
+        <w:rPr>
+          <w:rFonts w:ascii="Arial" w:eastAsia="Arial" w:hAnsi="Arial" w:cs="Arial"/>
+          <w:sz w:val="26"/>
+          <w:szCs w:val="26"/>
+          <w:lang w:val="en-US"/>
+        </w:rPr>
+      </w:pPr>
+      <w:proofErr w:type="gramStart"/>
       <w:r>
         <w:rPr>
           <w:rFonts w:ascii="Arial" w:eastAsia="Arial" w:hAnsi="Arial" w:cs="Arial"/>
@@ -3391,7 +4396,17 @@
           <w:szCs w:val="26"/>
           <w:lang w:val="en-US"/>
         </w:rPr>
-        <w:t xml:space="preserve">orted </w:t>
+        <w:t>orted</w:t>
+      </w:r>
+      <w:proofErr w:type="gramEnd"/>
+      <w:r>
+        <w:rPr>
+          <w:rFonts w:ascii="Arial" w:eastAsia="Arial" w:hAnsi="Arial" w:cs="Arial"/>
+          <w:sz w:val="26"/>
+          <w:szCs w:val="26"/>
+          <w:lang w:val="en-US"/>
+        </w:rPr>
+        <w:t xml:space="preserve"> </w:t>
       </w:r>
       <w:r>
         <w:rPr>
@@ -3429,16 +4444,36 @@
           <w:lang w:val="en-US"/>
         </w:rPr>
         <w:lastRenderedPageBreak/>
-        <w:t>Average Case Complexity</w:t>
-      </w:r>
-      <w:r>
-        <w:rPr>
-          <w:rFonts w:ascii="Arial" w:eastAsia="Arial" w:hAnsi="Arial" w:cs="Arial"/>
-          <w:sz w:val="26"/>
-          <w:szCs w:val="26"/>
-          <w:lang w:val="en-US"/>
-        </w:rPr>
-        <w:t xml:space="preserve"> : </w:t>
+        <w:t xml:space="preserve">Average Case </w:t>
+      </w:r>
+      <w:proofErr w:type="gramStart"/>
+      <w:r>
+        <w:rPr>
+          <w:rFonts w:ascii="Arial" w:eastAsia="Arial" w:hAnsi="Arial" w:cs="Arial"/>
+          <w:sz w:val="26"/>
+          <w:szCs w:val="26"/>
+          <w:lang w:val="en-US"/>
+        </w:rPr>
+        <w:t>Complexity</w:t>
+      </w:r>
+      <w:r>
+        <w:rPr>
+          <w:rFonts w:ascii="Arial" w:eastAsia="Arial" w:hAnsi="Arial" w:cs="Arial"/>
+          <w:sz w:val="26"/>
+          <w:szCs w:val="26"/>
+          <w:lang w:val="en-US"/>
+        </w:rPr>
+        <w:t xml:space="preserve"> :</w:t>
+      </w:r>
+      <w:proofErr w:type="gramEnd"/>
+      <w:r>
+        <w:rPr>
+          <w:rFonts w:ascii="Arial" w:eastAsia="Arial" w:hAnsi="Arial" w:cs="Arial"/>
+          <w:sz w:val="26"/>
+          <w:szCs w:val="26"/>
+          <w:lang w:val="en-US"/>
+        </w:rPr>
+        <w:t xml:space="preserve"> </w:t>
       </w:r>
       <w:r>
         <w:rPr>
@@ -3568,7 +4603,6 @@
       </w:r>
     </w:p>
     <w:bookmarkStart w:id="2" w:name="_Hlk140874689"/>
-    <w:bookmarkStart w:id="3" w:name="_GoBack"/>
     <w:bookmarkEnd w:id="1"/>
     <w:p>
       <w:pPr>
@@ -3762,8 +4796,10 @@
         <w:jc w:val="both"/>
         <w:rPr>
           <w:rFonts w:ascii="Arial" w:eastAsia="Arial" w:hAnsi="Arial" w:cs="Arial"/>
-          <w:sz w:val="26"/>
-          <w:szCs w:val="26"/>
+          <w:color w:val="0563C1" w:themeColor="hyperlink"/>
+          <w:sz w:val="26"/>
+          <w:szCs w:val="26"/>
+          <w:u w:val="single"/>
           <w:lang w:val="en-US"/>
         </w:rPr>
       </w:pPr>
@@ -3779,54 +4815,7 @@
           <w:t>https://www.programiz.com/dsa/selection-sort</w:t>
         </w:r>
       </w:hyperlink>
-    </w:p>
-    <w:bookmarkEnd w:id="2"/>
-    <w:bookmarkEnd w:id="3"/>
-    <w:p>
-      <w:pPr>
-        <w:spacing w:after="240" w:line="360" w:lineRule="auto"/>
-        <w:jc w:val="both"/>
-        <w:rPr>
-          <w:rFonts w:ascii="Arial" w:eastAsia="Arial" w:hAnsi="Arial" w:cs="Arial"/>
-          <w:sz w:val="26"/>
-          <w:szCs w:val="26"/>
-          <w:lang w:val="en-US"/>
-        </w:rPr>
-      </w:pPr>
-    </w:p>
-    <w:p>
-      <w:pPr>
-        <w:spacing w:after="240" w:line="360" w:lineRule="auto"/>
-        <w:jc w:val="both"/>
-        <w:rPr>
-          <w:rFonts w:ascii="Arial" w:eastAsia="Arial" w:hAnsi="Arial" w:cs="Arial"/>
-          <w:sz w:val="26"/>
-          <w:szCs w:val="26"/>
-          <w:lang w:val="en-US"/>
-        </w:rPr>
-      </w:pPr>
-    </w:p>
-    <w:p>
-      <w:pPr>
-        <w:spacing w:after="240" w:line="360" w:lineRule="auto"/>
-        <w:jc w:val="both"/>
-        <w:rPr>
-          <w:rFonts w:ascii="Arial" w:eastAsia="Arial" w:hAnsi="Arial" w:cs="Arial"/>
-          <w:sz w:val="26"/>
-          <w:szCs w:val="26"/>
-          <w:lang w:val="en-US"/>
-        </w:rPr>
-      </w:pPr>
-    </w:p>
-    <w:p>
-      <w:pPr>
-        <w:rPr>
-          <w:rFonts w:ascii="Arial" w:eastAsia="Arial" w:hAnsi="Arial" w:cs="Arial"/>
-          <w:sz w:val="26"/>
-          <w:szCs w:val="26"/>
-          <w:lang w:val="en-US"/>
-        </w:rPr>
-      </w:pPr>
+      <w:bookmarkEnd w:id="2"/>
     </w:p>
     <w:sectPr>
       <w:pgSz w:w="11906" w:h="16838"/>
@@ -3839,7 +4828,7 @@
 </file>
 
 <file path=word/endnotes.xml><?xml version="1.0" encoding="utf-8"?>
-<w:endnotes xmlns:wpc="http://schemas.microsoft.com/office/word/2010/wordprocessingCanvas" xmlns:cx="http://schemas.microsoft.com/office/drawing/2014/chartex" xmlns:cx1="http://schemas.microsoft.com/office/drawing/2015/9/8/chartex" xmlns:cx2="http://schemas.microsoft.com/office/drawing/2015/10/21/chartex" xmlns:cx3="http://schemas.microsoft.com/office/drawing/2016/5/9/chartex" xmlns:cx4="http://schemas.microsoft.com/office/drawing/2016/5/10/chartex" xmlns:cx5="http://schemas.microsoft.com/office/drawing/2016/5/11/chartex" xmlns:cx6="http://schemas.microsoft.com/office/drawing/2016/5/12/chartex" xmlns:cx7="http://schemas.microsoft.com/office/drawing/2016/5/13/chartex" xmlns:cx8="http://schemas.microsoft.com/office/drawing/2016/5/14/chartex" xmlns:mc="http://schemas.openxmlformats.org/markup-compatibility/2006" xmlns:aink="http://schemas.microsoft.com/office/drawing/2016/ink" xmlns:am3d="http://schemas.microsoft.com/office/drawing/2017/model3d" xmlns:o="urn:schemas-microsoft-com:office:office" xmlns:r="http://schemas.openxmlformats.org/officeDocument/2006/relationships" xmlns:m="http://schemas.openxmlformats.org/officeDocument/2006/math" xmlns:v="urn:schemas-microsoft-com:vml" xmlns:wp14="http://schemas.microsoft.com/office/word/2010/wordprocessingDrawing" xmlns:wp="http://schemas.openxmlformats.org/drawingml/2006/wordprocessingDrawing" xmlns:w10="urn:schemas-microsoft-com:office:word" xmlns:w="http://schemas.openxmlformats.org/wordprocessingml/2006/main" xmlns:w14="http://schemas.microsoft.com/office/word/2010/wordml" xmlns:w15="http://schemas.microsoft.com/office/word/2012/wordml" xmlns:w16cid="http://schemas.microsoft.com/office/word/2016/wordml/cid" xmlns:w16se="http://schemas.microsoft.com/office/word/2015/wordml/symex" xmlns:wpg="http://schemas.microsoft.com/office/word/2010/wordprocessingGroup" xmlns:wpi="http://schemas.microsoft.com/office/word/2010/wordprocessingInk" xmlns:wne="http://schemas.microsoft.com/office/word/2006/wordml" xmlns:wps="http://schemas.microsoft.com/office/word/2010/wordprocessingShape" mc:Ignorable="w14 w15 w16se w16cid wp14">
+<w:endnotes xmlns:wpc="http://schemas.microsoft.com/office/word/2010/wordprocessingCanvas" xmlns:cx="http://schemas.microsoft.com/office/drawing/2014/chartex" xmlns:cx1="http://schemas.microsoft.com/office/drawing/2015/9/8/chartex" xmlns:cx2="http://schemas.microsoft.com/office/drawing/2015/10/21/chartex" xmlns:cx3="http://schemas.microsoft.com/office/drawing/2016/5/9/chartex" xmlns:cx4="http://schemas.microsoft.com/office/drawing/2016/5/10/chartex" xmlns:cx5="http://schemas.microsoft.com/office/drawing/2016/5/11/chartex" xmlns:cx6="http://schemas.microsoft.com/office/drawing/2016/5/12/chartex" xmlns:cx7="http://schemas.microsoft.com/office/drawing/2016/5/13/chartex" xmlns:cx8="http://schemas.microsoft.com/office/drawing/2016/5/14/chartex" xmlns:mc="http://schemas.openxmlformats.org/markup-compatibility/2006" xmlns:aink="http://schemas.microsoft.com/office/drawing/2016/ink" xmlns:am3d="http://schemas.microsoft.com/office/drawing/2017/model3d" xmlns:o="urn:schemas-microsoft-com:office:office" xmlns:oel="http://schemas.microsoft.com/office/2019/extlst" xmlns:r="http://schemas.openxmlformats.org/officeDocument/2006/relationships" xmlns:m="http://schemas.openxmlformats.org/officeDocument/2006/math" xmlns:v="urn:schemas-microsoft-com:vml" xmlns:wp14="http://schemas.microsoft.com/office/word/2010/wordprocessingDrawing" xmlns:wp="http://schemas.openxmlformats.org/drawingml/2006/wordprocessingDrawing" xmlns:w10="urn:schemas-microsoft-com:office:word" xmlns:w="http://schemas.openxmlformats.org/wordprocessingml/2006/main" xmlns:w14="http://schemas.microsoft.com/office/word/2010/wordml" xmlns:w15="http://schemas.microsoft.com/office/word/2012/wordml" xmlns:w16cex="http://schemas.microsoft.com/office/word/2018/wordml/cex" xmlns:w16cid="http://schemas.microsoft.com/office/word/2016/wordml/cid" xmlns:w16="http://schemas.microsoft.com/office/word/2018/wordml" xmlns:w16sdtdh="http://schemas.microsoft.com/office/word/2020/wordml/sdtdatahash" xmlns:w16se="http://schemas.microsoft.com/office/word/2015/wordml/symex" xmlns:wpg="http://schemas.microsoft.com/office/word/2010/wordprocessingGroup" xmlns:wpi="http://schemas.microsoft.com/office/word/2010/wordprocessingInk" xmlns:wne="http://schemas.microsoft.com/office/word/2006/wordml" xmlns:wps="http://schemas.microsoft.com/office/word/2010/wordprocessingShape" mc:Ignorable="w14 w15 w16se w16cid w16 w16cex w16sdtdh wp14">
   <w:endnote w:type="separator" w:id="-1">
     <w:p>
       <w:pPr>
@@ -3871,7 +4860,7 @@
 </file>
 
 <file path=word/footnotes.xml><?xml version="1.0" encoding="utf-8"?>
-<w:footnotes xmlns:wpc="http://schemas.microsoft.com/office/word/2010/wordprocessingCanvas" xmlns:cx="http://schemas.microsoft.com/office/drawing/2014/chartex" xmlns:cx1="http://schemas.microsoft.com/office/drawing/2015/9/8/chartex" xmlns:cx2="http://schemas.microsoft.com/office/drawing/2015/10/21/chartex" xmlns:cx3="http://schemas.microsoft.com/office/drawing/2016/5/9/chartex" xmlns:cx4="http://schemas.microsoft.com/office/drawing/2016/5/10/chartex" xmlns:cx5="http://schemas.microsoft.com/office/drawing/2016/5/11/chartex" xmlns:cx6="http://schemas.microsoft.com/office/drawing/2016/5/12/chartex" xmlns:cx7="http://schemas.microsoft.com/office/drawing/2016/5/13/chartex" xmlns:cx8="http://schemas.microsoft.com/office/drawing/2016/5/14/chartex" xmlns:mc="http://schemas.openxmlformats.org/markup-compatibility/2006" xmlns:aink="http://schemas.microsoft.com/office/drawing/2016/ink" xmlns:am3d="http://schemas.microsoft.com/office/drawing/2017/model3d" xmlns:o="urn:schemas-microsoft-com:office:office" xmlns:r="http://schemas.openxmlformats.org/officeDocument/2006/relationships" xmlns:m="http://schemas.openxmlformats.org/officeDocument/2006/math" xmlns:v="urn:schemas-microsoft-com:vml" xmlns:wp14="http://schemas.microsoft.com/office/word/2010/wordprocessingDrawing" xmlns:wp="http://schemas.openxmlformats.org/drawingml/2006/wordprocessingDrawing" xmlns:w10="urn:schemas-microsoft-com:office:word" xmlns:w="http://schemas.openxmlformats.org/wordprocessingml/2006/main" xmlns:w14="http://schemas.microsoft.com/office/word/2010/wordml" xmlns:w15="http://schemas.microsoft.com/office/word/2012/wordml" xmlns:w16cid="http://schemas.microsoft.com/office/word/2016/wordml/cid" xmlns:w16se="http://schemas.microsoft.com/office/word/2015/wordml/symex" xmlns:wpg="http://schemas.microsoft.com/office/word/2010/wordprocessingGroup" xmlns:wpi="http://schemas.microsoft.com/office/word/2010/wordprocessingInk" xmlns:wne="http://schemas.microsoft.com/office/word/2006/wordml" xmlns:wps="http://schemas.microsoft.com/office/word/2010/wordprocessingShape" mc:Ignorable="w14 w15 w16se w16cid wp14">
+<w:footnotes xmlns:wpc="http://schemas.microsoft.com/office/word/2010/wordprocessingCanvas" xmlns:cx="http://schemas.microsoft.com/office/drawing/2014/chartex" xmlns:cx1="http://schemas.microsoft.com/office/drawing/2015/9/8/chartex" xmlns:cx2="http://schemas.microsoft.com/office/drawing/2015/10/21/chartex" xmlns:cx3="http://schemas.microsoft.com/office/drawing/2016/5/9/chartex" xmlns:cx4="http://schemas.microsoft.com/office/drawing/2016/5/10/chartex" xmlns:cx5="http://schemas.microsoft.com/office/drawing/2016/5/11/chartex" xmlns:cx6="http://schemas.microsoft.com/office/drawing/2016/5/12/chartex" xmlns:cx7="http://schemas.microsoft.com/office/drawing/2016/5/13/chartex" xmlns:cx8="http://schemas.microsoft.com/office/drawing/2016/5/14/chartex" xmlns:mc="http://schemas.openxmlformats.org/markup-compatibility/2006" xmlns:aink="http://schemas.microsoft.com/office/drawing/2016/ink" xmlns:am3d="http://schemas.microsoft.com/office/drawing/2017/model3d" xmlns:o="urn:schemas-microsoft-com:office:office" xmlns:oel="http://schemas.microsoft.com/office/2019/extlst" xmlns:r="http://schemas.openxmlformats.org/officeDocument/2006/relationships" xmlns:m="http://schemas.openxmlformats.org/officeDocument/2006/math" xmlns:v="urn:schemas-microsoft-com:vml" xmlns:wp14="http://schemas.microsoft.com/office/word/2010/wordprocessingDrawing" xmlns:wp="http://schemas.openxmlformats.org/drawingml/2006/wordprocessingDrawing" xmlns:w10="urn:schemas-microsoft-com:office:word" xmlns:w="http://schemas.openxmlformats.org/wordprocessingml/2006/main" xmlns:w14="http://schemas.microsoft.com/office/word/2010/wordml" xmlns:w15="http://schemas.microsoft.com/office/word/2012/wordml" xmlns:w16cex="http://schemas.microsoft.com/office/word/2018/wordml/cex" xmlns:w16cid="http://schemas.microsoft.com/office/word/2016/wordml/cid" xmlns:w16="http://schemas.microsoft.com/office/word/2018/wordml" xmlns:w16sdtdh="http://schemas.microsoft.com/office/word/2020/wordml/sdtdatahash" xmlns:w16se="http://schemas.microsoft.com/office/word/2015/wordml/symex" xmlns:wpg="http://schemas.microsoft.com/office/word/2010/wordprocessingGroup" xmlns:wpi="http://schemas.microsoft.com/office/word/2010/wordprocessingInk" xmlns:wne="http://schemas.microsoft.com/office/word/2006/wordml" xmlns:wps="http://schemas.microsoft.com/office/word/2010/wordprocessingShape" mc:Ignorable="w14 w15 w16se w16cid w16 w16cex w16sdtdh wp14">
   <w:footnote w:type="separator" w:id="-1">
     <w:p>
       <w:pPr>
@@ -3903,7 +4892,7 @@
 </file>
 
 <file path=word/numbering.xml><?xml version="1.0" encoding="utf-8"?>
-<w:numbering xmlns:wpc="http://schemas.microsoft.com/office/word/2010/wordprocessingCanvas" xmlns:cx="http://schemas.microsoft.com/office/drawing/2014/chartex" xmlns:cx1="http://schemas.microsoft.com/office/drawing/2015/9/8/chartex" xmlns:cx2="http://schemas.microsoft.com/office/drawing/2015/10/21/chartex" xmlns:cx3="http://schemas.microsoft.com/office/drawing/2016/5/9/chartex" xmlns:cx4="http://schemas.microsoft.com/office/drawing/2016/5/10/chartex" xmlns:cx5="http://schemas.microsoft.com/office/drawing/2016/5/11/chartex" xmlns:cx6="http://schemas.microsoft.com/office/drawing/2016/5/12/chartex" xmlns:cx7="http://schemas.microsoft.com/office/drawing/2016/5/13/chartex" xmlns:cx8="http://schemas.microsoft.com/office/drawing/2016/5/14/chartex" xmlns:mc="http://schemas.openxmlformats.org/markup-compatibility/2006" xmlns:aink="http://schemas.microsoft.com/office/drawing/2016/ink" xmlns:am3d="http://schemas.microsoft.com/office/drawing/2017/model3d" xmlns:o="urn:schemas-microsoft-com:office:office" xmlns:r="http://schemas.openxmlformats.org/officeDocument/2006/relationships" xmlns:m="http://schemas.openxmlformats.org/officeDocument/2006/math" xmlns:v="urn:schemas-microsoft-com:vml" xmlns:wp14="http://schemas.microsoft.com/office/word/2010/wordprocessingDrawing" xmlns:wp="http://schemas.openxmlformats.org/drawingml/2006/wordprocessingDrawing" xmlns:w10="urn:schemas-microsoft-com:office:word" xmlns:w="http://schemas.openxmlformats.org/wordprocessingml/2006/main" xmlns:w14="http://schemas.microsoft.com/office/word/2010/wordml" xmlns:w15="http://schemas.microsoft.com/office/word/2012/wordml" xmlns:w16cid="http://schemas.microsoft.com/office/word/2016/wordml/cid" xmlns:w16se="http://schemas.microsoft.com/office/word/2015/wordml/symex" xmlns:wpg="http://schemas.microsoft.com/office/word/2010/wordprocessingGroup" xmlns:wpi="http://schemas.microsoft.com/office/word/2010/wordprocessingInk" xmlns:wne="http://schemas.microsoft.com/office/word/2006/wordml" xmlns:wps="http://schemas.microsoft.com/office/word/2010/wordprocessingShape" mc:Ignorable="w14 w15 w16se w16cid wp14">
+<w:numbering xmlns:wpc="http://schemas.microsoft.com/office/word/2010/wordprocessingCanvas" xmlns:cx="http://schemas.microsoft.com/office/drawing/2014/chartex" xmlns:cx1="http://schemas.microsoft.com/office/drawing/2015/9/8/chartex" xmlns:cx2="http://schemas.microsoft.com/office/drawing/2015/10/21/chartex" xmlns:cx3="http://schemas.microsoft.com/office/drawing/2016/5/9/chartex" xmlns:cx4="http://schemas.microsoft.com/office/drawing/2016/5/10/chartex" xmlns:cx5="http://schemas.microsoft.com/office/drawing/2016/5/11/chartex" xmlns:cx6="http://schemas.microsoft.com/office/drawing/2016/5/12/chartex" xmlns:cx7="http://schemas.microsoft.com/office/drawing/2016/5/13/chartex" xmlns:cx8="http://schemas.microsoft.com/office/drawing/2016/5/14/chartex" xmlns:mc="http://schemas.openxmlformats.org/markup-compatibility/2006" xmlns:aink="http://schemas.microsoft.com/office/drawing/2016/ink" xmlns:am3d="http://schemas.microsoft.com/office/drawing/2017/model3d" xmlns:o="urn:schemas-microsoft-com:office:office" xmlns:oel="http://schemas.microsoft.com/office/2019/extlst" xmlns:r="http://schemas.openxmlformats.org/officeDocument/2006/relationships" xmlns:m="http://schemas.openxmlformats.org/officeDocument/2006/math" xmlns:v="urn:schemas-microsoft-com:vml" xmlns:wp14="http://schemas.microsoft.com/office/word/2010/wordprocessingDrawing" xmlns:wp="http://schemas.openxmlformats.org/drawingml/2006/wordprocessingDrawing" xmlns:w10="urn:schemas-microsoft-com:office:word" xmlns:w="http://schemas.openxmlformats.org/wordprocessingml/2006/main" xmlns:w14="http://schemas.microsoft.com/office/word/2010/wordml" xmlns:w15="http://schemas.microsoft.com/office/word/2012/wordml" xmlns:w16cex="http://schemas.microsoft.com/office/word/2018/wordml/cex" xmlns:w16cid="http://schemas.microsoft.com/office/word/2016/wordml/cid" xmlns:w16="http://schemas.microsoft.com/office/word/2018/wordml" xmlns:w16sdtdh="http://schemas.microsoft.com/office/word/2020/wordml/sdtdatahash" xmlns:w16se="http://schemas.microsoft.com/office/word/2015/wordml/symex" xmlns:wpg="http://schemas.microsoft.com/office/word/2010/wordprocessingGroup" xmlns:wpi="http://schemas.microsoft.com/office/word/2010/wordprocessingInk" xmlns:wne="http://schemas.microsoft.com/office/word/2006/wordml" xmlns:wps="http://schemas.microsoft.com/office/word/2010/wordprocessingShape" mc:Ignorable="w14 w15 w16se w16cid w16 w16cex w16sdtdh wp14">
   <w:abstractNum w:abstractNumId="0" w15:restartNumberingAfterBreak="0">
     <w:nsid w:val="66E05F11"/>
     <w:multiLevelType w:val="hybridMultilevel"/>
@@ -4016,14 +5005,14 @@
       </w:rPr>
     </w:lvl>
   </w:abstractNum>
-  <w:num w:numId="1">
+  <w:num w:numId="1" w16cid:durableId="267541282">
     <w:abstractNumId w:val="0"/>
   </w:num>
 </w:numbering>
 </file>
 
 <file path=word/styles.xml><?xml version="1.0" encoding="utf-8"?>
-<w:styles xmlns:mc="http://schemas.openxmlformats.org/markup-compatibility/2006" xmlns:r="http://schemas.openxmlformats.org/officeDocument/2006/relationships" xmlns:w="http://schemas.openxmlformats.org/wordprocessingml/2006/main" xmlns:w14="http://schemas.microsoft.com/office/word/2010/wordml" xmlns:w15="http://schemas.microsoft.com/office/word/2012/wordml" xmlns:w16cid="http://schemas.microsoft.com/office/word/2016/wordml/cid" xmlns:w16se="http://schemas.microsoft.com/office/word/2015/wordml/symex" mc:Ignorable="w14 w15 w16se w16cid">
+<w:styles xmlns:mc="http://schemas.openxmlformats.org/markup-compatibility/2006" xmlns:r="http://schemas.openxmlformats.org/officeDocument/2006/relationships" xmlns:w="http://schemas.openxmlformats.org/wordprocessingml/2006/main" xmlns:w14="http://schemas.microsoft.com/office/word/2010/wordml" xmlns:w15="http://schemas.microsoft.com/office/word/2012/wordml" xmlns:w16cex="http://schemas.microsoft.com/office/word/2018/wordml/cex" xmlns:w16cid="http://schemas.microsoft.com/office/word/2016/wordml/cid" xmlns:w16="http://schemas.microsoft.com/office/word/2018/wordml" xmlns:w16sdtdh="http://schemas.microsoft.com/office/word/2020/wordml/sdtdatahash" xmlns:w16se="http://schemas.microsoft.com/office/word/2015/wordml/symex" mc:Ignorable="w14 w15 w16se w16cid w16 w16cex w16sdtdh">
   <w:docDefaults>
     <w:rPrDefault>
       <w:rPr>
@@ -4041,7 +5030,7 @@
       </w:pPr>
     </w:pPrDefault>
   </w:docDefaults>
-  <w:latentStyles w:defLockedState="0" w:defUIPriority="99" w:defSemiHidden="0" w:defUnhideWhenUsed="0" w:defQFormat="0" w:count="375">
+  <w:latentStyles w:defLockedState="0" w:defUIPriority="99" w:defSemiHidden="0" w:defUnhideWhenUsed="0" w:defQFormat="0" w:count="376">
     <w:lsdException w:name="Normal" w:uiPriority="0" w:qFormat="1"/>
     <w:lsdException w:name="heading 1" w:uiPriority="9" w:qFormat="1"/>
     <w:lsdException w:name="heading 2" w:semiHidden="1" w:uiPriority="9" w:unhideWhenUsed="1" w:qFormat="1"/>
@@ -4417,6 +5406,7 @@
     <w:lsdException w:name="Smart Hyperlink" w:semiHidden="1" w:unhideWhenUsed="1"/>
     <w:lsdException w:name="Hashtag" w:semiHidden="1" w:unhideWhenUsed="1"/>
     <w:lsdException w:name="Unresolved Mention" w:semiHidden="1" w:unhideWhenUsed="1"/>
+    <w:lsdException w:name="Smart Link" w:semiHidden="1" w:unhideWhenUsed="1"/>
   </w:latentStyles>
   <w:style w:type="paragraph" w:default="1" w:styleId="Normal">
     <w:name w:val="Normal"/>
